--- a/data/outputs/v2/Essential_Mathematics/SS2.7_Volume_and_Capacity/Essential_Mathematics_Volume_and_Capacity_SummaryTable.docx
+++ b/data/outputs/v2/Essential_Mathematics/SS2.7_Volume_and_Capacity/Essential_Mathematics_Volume_and_Capacity_SummaryTable.docx
@@ -38,6 +38,177 @@
           <w:szCs w:val="22"/>
         </w:rPr>
         <w:t xml:space="preserve">Sub-Strand 2.7: Volume and Capacity — Teacher Reference (Pre-filled)</w:t>
+      </w:r>
+    </w:p>
+    <w:p>
+      <w:pPr>
+        <w:spacing w:after="80" w:before="120"/>
+      </w:pPr>
+      <w:r>
+        <w:rPr>
+          <w:rFonts w:ascii="Arial" w:cs="Arial" w:eastAsia="Arial" w:hAnsi="Arial"/>
+          <w:b/>
+          <w:bCs/>
+          <w:color w:val="1F3864"/>
+          <w:sz w:val="20"/>
+          <w:szCs w:val="20"/>
+        </w:rPr>
+        <w:t xml:space="preserve">ATTRIBUTION AND LICENSING</w:t>
+      </w:r>
+    </w:p>
+    <w:p>
+      <w:pPr>
+        <w:spacing w:after="60" w:before="0"/>
+      </w:pPr>
+      <w:r>
+        <w:rPr>
+          <w:rFonts w:ascii="Arial" w:cs="Arial" w:eastAsia="Arial" w:hAnsi="Arial"/>
+          <w:b/>
+          <w:bCs/>
+          <w:sz w:val="17"/>
+          <w:szCs w:val="17"/>
+        </w:rPr>
+        <w:t xml:space="preserve">Curriculum Alignment: </w:t>
+      </w:r>
+      <w:r>
+        <w:rPr>
+          <w:rFonts w:ascii="Arial" w:cs="Arial" w:eastAsia="Arial" w:hAnsi="Arial"/>
+          <w:sz w:val="17"/>
+          <w:szCs w:val="17"/>
+        </w:rPr>
+        <w:t xml:space="preserve">Structured in pedagogical alignment with the competence-based curriculum format and learning outcomes established by the Kenya Institute of Curriculum Development (KICD). This material is independently developed and is not officially endorsed or published by KICD.</w:t>
+      </w:r>
+    </w:p>
+    <w:p>
+      <w:pPr>
+        <w:spacing w:after="60" w:before="0"/>
+      </w:pPr>
+      <w:r>
+        <w:rPr>
+          <w:rFonts w:ascii="Arial" w:cs="Arial" w:eastAsia="Arial" w:hAnsi="Arial"/>
+          <w:b/>
+          <w:bCs/>
+          <w:sz w:val="17"/>
+          <w:szCs w:val="17"/>
+        </w:rPr>
+        <w:t xml:space="preserve">Content &amp; Pedagogy: </w:t>
+      </w:r>
+      <w:r>
+        <w:rPr>
+          <w:rFonts w:ascii="Arial" w:cs="Arial" w:eastAsia="Arial" w:hAnsi="Arial"/>
+          <w:sz w:val="17"/>
+          <w:szCs w:val="17"/>
+        </w:rPr>
+        <w:t xml:space="preserve">Developed and adapted by the educator team at SeaVuria (registered 501(c)(3) in the United States and registered NGO in Kenya, No. 872-850A-BF11), who designed the pedagogical framework, lesson templates and exemplar lessons on which this material is based.</w:t>
+      </w:r>
+    </w:p>
+    <w:p>
+      <w:pPr>
+        <w:spacing w:after="60" w:before="0"/>
+      </w:pPr>
+      <w:r>
+        <w:rPr>
+          <w:rFonts w:ascii="Arial" w:cs="Arial" w:eastAsia="Arial" w:hAnsi="Arial"/>
+          <w:b/>
+          <w:bCs/>
+          <w:sz w:val="17"/>
+          <w:szCs w:val="17"/>
+        </w:rPr>
+        <w:t xml:space="preserve">Production &amp; Layout: </w:t>
+      </w:r>
+      <w:r>
+        <w:rPr>
+          <w:rFonts w:ascii="Arial" w:cs="Arial" w:eastAsia="Arial" w:hAnsi="Arial"/>
+          <w:sz w:val="17"/>
+          <w:szCs w:val="17"/>
+        </w:rPr>
+        <w:t xml:space="preserve">Educational design and curriculum sequencing by SeaVuria. Technical layout, structural formatting, and digital optimization/implementation executed in partnership with ARES Education (registered 501(c)(3) in the United States and Canada (as Afretech Aid) and registered NGO in Kenya), with lesson drafting and compilation assisted by AI (Claude, Anthropic).</w:t>
+      </w:r>
+    </w:p>
+    <w:p>
+      <w:pPr>
+        <w:pBdr>
+          <w:bottom w:val="single" w:color="1F3864" w:sz="6" w:space="6"/>
+        </w:pBdr>
+        <w:spacing w:after="60" w:before="0"/>
+      </w:pPr>
+      <w:r>
+        <w:rPr>
+          <w:rFonts w:ascii="Arial" w:cs="Arial" w:eastAsia="Arial" w:hAnsi="Arial"/>
+          <w:b/>
+          <w:bCs/>
+          <w:sz w:val="17"/>
+          <w:szCs w:val="17"/>
+        </w:rPr>
+        <w:t xml:space="preserve">Licensing &amp; Copyright: </w:t>
+      </w:r>
+      <w:r>
+        <w:rPr>
+          <w:rFonts w:ascii="Arial" w:cs="Arial" w:eastAsia="Arial" w:hAnsi="Arial"/>
+          <w:sz w:val="17"/>
+          <w:szCs w:val="17"/>
+        </w:rPr>
+        <w:t xml:space="preserve">© 2026 SeaVuria and ARES. This work is licensed under a </w:t>
+      </w:r>
+      <w:hyperlink w:history="1" r:id="rIddgslilsgfpmins5uwiqka">
+        <w:r>
+          <w:rPr>
+            <w:rFonts w:ascii="Arial" w:cs="Arial" w:eastAsia="Arial" w:hAnsi="Arial"/>
+            <w:color w:val="1F6B75"/>
+            <w:sz w:val="17"/>
+            <w:szCs w:val="17"/>
+            <w:u w:val="single" w:color="1F6B75"/>
+          </w:rPr>
+          <w:t xml:space="preserve">Creative Commons Attribution-NonCommercial 4.0 International License</w:t>
+        </w:r>
+      </w:hyperlink>
+      <w:r>
+        <w:rPr>
+          <w:rFonts w:ascii="Arial" w:cs="Arial" w:eastAsia="Arial" w:hAnsi="Arial"/>
+          <w:sz w:val="17"/>
+          <w:szCs w:val="17"/>
+        </w:rPr>
+        <w:t xml:space="preserve"> (</w:t>
+      </w:r>
+      <w:hyperlink w:history="1" r:id="rId62mw3qogkl4roj0_weakj">
+        <w:r>
+          <w:rPr>
+            <w:rFonts w:ascii="Arial" w:cs="Arial" w:eastAsia="Arial" w:hAnsi="Arial"/>
+            <w:color w:val="1F6B75"/>
+            <w:sz w:val="17"/>
+            <w:szCs w:val="17"/>
+            <w:u w:val="single" w:color="1F6B75"/>
+          </w:rPr>
+          <w:t xml:space="preserve">CC BY-NC 4.0</w:t>
+        </w:r>
+      </w:hyperlink>
+      <w:r>
+        <w:rPr>
+          <w:rFonts w:ascii="Arial" w:cs="Arial" w:eastAsia="Arial" w:hAnsi="Arial"/>
+          <w:sz w:val="17"/>
+          <w:szCs w:val="17"/>
+        </w:rPr>
+        <w:t xml:space="preserve">). To view a copy of this license, visit </w:t>
+      </w:r>
+      <w:hyperlink w:history="1" r:id="rIdwv76msx9_y3ddkxu1afwv">
+        <w:r>
+          <w:rPr>
+            <w:rFonts w:ascii="Arial" w:cs="Arial" w:eastAsia="Arial" w:hAnsi="Arial"/>
+            <w:color w:val="1F6B75"/>
+            <w:sz w:val="17"/>
+            <w:szCs w:val="17"/>
+            <w:u w:val="single" w:color="1F6B75"/>
+          </w:rPr>
+          <w:t xml:space="preserve">https://creativecommons.org/licenses/by-nc/4.0/</w:t>
+        </w:r>
+      </w:hyperlink>
+      <w:r>
+        <w:rPr>
+          <w:rFonts w:ascii="Arial" w:cs="Arial" w:eastAsia="Arial" w:hAnsi="Arial"/>
+          <w:sz w:val="17"/>
+          <w:szCs w:val="17"/>
+        </w:rPr>
+        <w:t xml:space="preserve">. You are free to copy, redistribute, and adapt this material in any medium or format, provided appropriate credit is given and the material is not used for commercial purposes. KICD learning outcomes and curriculum designations reproduced here for alignment purposes remain the property of KICD and are not covered by this license. Linked external resources (e.g. CK-12, Khan Academy, PhET) are subject to their own licenses.</w:t>
       </w:r>
     </w:p>
     <w:p>

--- a/data/outputs/v2/Essential_Mathematics/SS2.7_Volume_and_Capacity/Essential_Mathematics_Volume_and_Capacity_SummaryTable.docx
+++ b/data/outputs/v2/Essential_Mathematics/SS2.7_Volume_and_Capacity/Essential_Mathematics_Volume_and_Capacity_SummaryTable.docx
@@ -38,177 +38,6 @@
           <w:szCs w:val="22"/>
         </w:rPr>
         <w:t xml:space="preserve">Sub-Strand 2.7: Volume and Capacity — Teacher Reference (Pre-filled)</w:t>
-      </w:r>
-    </w:p>
-    <w:p>
-      <w:pPr>
-        <w:spacing w:after="80" w:before="120"/>
-      </w:pPr>
-      <w:r>
-        <w:rPr>
-          <w:rFonts w:ascii="Arial" w:cs="Arial" w:eastAsia="Arial" w:hAnsi="Arial"/>
-          <w:b/>
-          <w:bCs/>
-          <w:color w:val="1F3864"/>
-          <w:sz w:val="20"/>
-          <w:szCs w:val="20"/>
-        </w:rPr>
-        <w:t xml:space="preserve">ATTRIBUTION AND LICENSING</w:t>
-      </w:r>
-    </w:p>
-    <w:p>
-      <w:pPr>
-        <w:spacing w:after="60" w:before="0"/>
-      </w:pPr>
-      <w:r>
-        <w:rPr>
-          <w:rFonts w:ascii="Arial" w:cs="Arial" w:eastAsia="Arial" w:hAnsi="Arial"/>
-          <w:b/>
-          <w:bCs/>
-          <w:sz w:val="17"/>
-          <w:szCs w:val="17"/>
-        </w:rPr>
-        <w:t xml:space="preserve">Curriculum Alignment: </w:t>
-      </w:r>
-      <w:r>
-        <w:rPr>
-          <w:rFonts w:ascii="Arial" w:cs="Arial" w:eastAsia="Arial" w:hAnsi="Arial"/>
-          <w:sz w:val="17"/>
-          <w:szCs w:val="17"/>
-        </w:rPr>
-        <w:t xml:space="preserve">Structured in pedagogical alignment with the competence-based curriculum format and learning outcomes established by the Kenya Institute of Curriculum Development (KICD). This material is independently developed and is not officially endorsed or published by KICD.</w:t>
-      </w:r>
-    </w:p>
-    <w:p>
-      <w:pPr>
-        <w:spacing w:after="60" w:before="0"/>
-      </w:pPr>
-      <w:r>
-        <w:rPr>
-          <w:rFonts w:ascii="Arial" w:cs="Arial" w:eastAsia="Arial" w:hAnsi="Arial"/>
-          <w:b/>
-          <w:bCs/>
-          <w:sz w:val="17"/>
-          <w:szCs w:val="17"/>
-        </w:rPr>
-        <w:t xml:space="preserve">Content &amp; Pedagogy: </w:t>
-      </w:r>
-      <w:r>
-        <w:rPr>
-          <w:rFonts w:ascii="Arial" w:cs="Arial" w:eastAsia="Arial" w:hAnsi="Arial"/>
-          <w:sz w:val="17"/>
-          <w:szCs w:val="17"/>
-        </w:rPr>
-        <w:t xml:space="preserve">Developed and adapted by the educator team at SeaVuria (registered 501(c)(3) in the United States and registered NGO in Kenya, No. 872-850A-BF11), who designed the pedagogical framework, lesson templates and exemplar lessons on which this material is based.</w:t>
-      </w:r>
-    </w:p>
-    <w:p>
-      <w:pPr>
-        <w:spacing w:after="60" w:before="0"/>
-      </w:pPr>
-      <w:r>
-        <w:rPr>
-          <w:rFonts w:ascii="Arial" w:cs="Arial" w:eastAsia="Arial" w:hAnsi="Arial"/>
-          <w:b/>
-          <w:bCs/>
-          <w:sz w:val="17"/>
-          <w:szCs w:val="17"/>
-        </w:rPr>
-        <w:t xml:space="preserve">Production &amp; Layout: </w:t>
-      </w:r>
-      <w:r>
-        <w:rPr>
-          <w:rFonts w:ascii="Arial" w:cs="Arial" w:eastAsia="Arial" w:hAnsi="Arial"/>
-          <w:sz w:val="17"/>
-          <w:szCs w:val="17"/>
-        </w:rPr>
-        <w:t xml:space="preserve">Educational design and curriculum sequencing by SeaVuria. Technical layout, structural formatting, and digital optimization/implementation executed in partnership with ARES Education (registered 501(c)(3) in the United States and Canada (as Afretech Aid) and registered NGO in Kenya), with lesson drafting and compilation assisted by AI (Claude, Anthropic).</w:t>
-      </w:r>
-    </w:p>
-    <w:p>
-      <w:pPr>
-        <w:pBdr>
-          <w:bottom w:val="single" w:color="1F3864" w:sz="6" w:space="6"/>
-        </w:pBdr>
-        <w:spacing w:after="60" w:before="0"/>
-      </w:pPr>
-      <w:r>
-        <w:rPr>
-          <w:rFonts w:ascii="Arial" w:cs="Arial" w:eastAsia="Arial" w:hAnsi="Arial"/>
-          <w:b/>
-          <w:bCs/>
-          <w:sz w:val="17"/>
-          <w:szCs w:val="17"/>
-        </w:rPr>
-        <w:t xml:space="preserve">Licensing &amp; Copyright: </w:t>
-      </w:r>
-      <w:r>
-        <w:rPr>
-          <w:rFonts w:ascii="Arial" w:cs="Arial" w:eastAsia="Arial" w:hAnsi="Arial"/>
-          <w:sz w:val="17"/>
-          <w:szCs w:val="17"/>
-        </w:rPr>
-        <w:t xml:space="preserve">© 2026 SeaVuria and ARES. This work is licensed under a </w:t>
-      </w:r>
-      <w:hyperlink w:history="1" r:id="rIddgslilsgfpmins5uwiqka">
-        <w:r>
-          <w:rPr>
-            <w:rFonts w:ascii="Arial" w:cs="Arial" w:eastAsia="Arial" w:hAnsi="Arial"/>
-            <w:color w:val="1F6B75"/>
-            <w:sz w:val="17"/>
-            <w:szCs w:val="17"/>
-            <w:u w:val="single" w:color="1F6B75"/>
-          </w:rPr>
-          <w:t xml:space="preserve">Creative Commons Attribution-NonCommercial 4.0 International License</w:t>
-        </w:r>
-      </w:hyperlink>
-      <w:r>
-        <w:rPr>
-          <w:rFonts w:ascii="Arial" w:cs="Arial" w:eastAsia="Arial" w:hAnsi="Arial"/>
-          <w:sz w:val="17"/>
-          <w:szCs w:val="17"/>
-        </w:rPr>
-        <w:t xml:space="preserve"> (</w:t>
-      </w:r>
-      <w:hyperlink w:history="1" r:id="rId62mw3qogkl4roj0_weakj">
-        <w:r>
-          <w:rPr>
-            <w:rFonts w:ascii="Arial" w:cs="Arial" w:eastAsia="Arial" w:hAnsi="Arial"/>
-            <w:color w:val="1F6B75"/>
-            <w:sz w:val="17"/>
-            <w:szCs w:val="17"/>
-            <w:u w:val="single" w:color="1F6B75"/>
-          </w:rPr>
-          <w:t xml:space="preserve">CC BY-NC 4.0</w:t>
-        </w:r>
-      </w:hyperlink>
-      <w:r>
-        <w:rPr>
-          <w:rFonts w:ascii="Arial" w:cs="Arial" w:eastAsia="Arial" w:hAnsi="Arial"/>
-          <w:sz w:val="17"/>
-          <w:szCs w:val="17"/>
-        </w:rPr>
-        <w:t xml:space="preserve">). To view a copy of this license, visit </w:t>
-      </w:r>
-      <w:hyperlink w:history="1" r:id="rIdwv76msx9_y3ddkxu1afwv">
-        <w:r>
-          <w:rPr>
-            <w:rFonts w:ascii="Arial" w:cs="Arial" w:eastAsia="Arial" w:hAnsi="Arial"/>
-            <w:color w:val="1F6B75"/>
-            <w:sz w:val="17"/>
-            <w:szCs w:val="17"/>
-            <w:u w:val="single" w:color="1F6B75"/>
-          </w:rPr>
-          <w:t xml:space="preserve">https://creativecommons.org/licenses/by-nc/4.0/</w:t>
-        </w:r>
-      </w:hyperlink>
-      <w:r>
-        <w:rPr>
-          <w:rFonts w:ascii="Arial" w:cs="Arial" w:eastAsia="Arial" w:hAnsi="Arial"/>
-          <w:sz w:val="17"/>
-          <w:szCs w:val="17"/>
-        </w:rPr>
-        <w:t xml:space="preserve">. You are free to copy, redistribute, and adapt this material in any medium or format, provided appropriate credit is given and the material is not used for commercial purposes. KICD learning outcomes and curriculum designations reproduced here for alignment purposes remain the property of KICD and are not covered by this license. Linked external resources (e.g. CK-12, Khan Academy, PhET) are subject to their own licenses.</w:t>
       </w:r>
     </w:p>
     <w:p>
@@ -1848,6 +1677,185 @@
         </w:tc>
       </w:tr>
     </w:tbl>
+    <w:p>
+      <w:pPr>
+        <w:spacing w:after="120"/>
+      </w:pPr>
+      <w:r>
+        <w:t xml:space="preserve"/>
+      </w:r>
+    </w:p>
+    <w:p>
+      <w:pPr>
+        <w:spacing w:after="80" w:before="120"/>
+      </w:pPr>
+      <w:r>
+        <w:rPr>
+          <w:rFonts w:ascii="Arial" w:cs="Arial" w:eastAsia="Arial" w:hAnsi="Arial"/>
+          <w:b/>
+          <w:bCs/>
+          <w:color w:val="1F3864"/>
+          <w:sz w:val="20"/>
+          <w:szCs w:val="20"/>
+        </w:rPr>
+        <w:t xml:space="preserve">ATTRIBUTION AND LICENSING</w:t>
+      </w:r>
+    </w:p>
+    <w:p>
+      <w:pPr>
+        <w:spacing w:after="60" w:before="0"/>
+      </w:pPr>
+      <w:r>
+        <w:rPr>
+          <w:rFonts w:ascii="Arial" w:cs="Arial" w:eastAsia="Arial" w:hAnsi="Arial"/>
+          <w:b/>
+          <w:bCs/>
+          <w:sz w:val="17"/>
+          <w:szCs w:val="17"/>
+        </w:rPr>
+        <w:t xml:space="preserve">Curriculum Alignment: </w:t>
+      </w:r>
+      <w:r>
+        <w:rPr>
+          <w:rFonts w:ascii="Arial" w:cs="Arial" w:eastAsia="Arial" w:hAnsi="Arial"/>
+          <w:sz w:val="17"/>
+          <w:szCs w:val="17"/>
+        </w:rPr>
+        <w:t xml:space="preserve">Structured in pedagogical alignment with the competence-based curriculum format and learning outcomes established by the Kenya Institute of Curriculum Development (KICD). This material is independently developed and is not officially endorsed or published by KICD.</w:t>
+      </w:r>
+    </w:p>
+    <w:p>
+      <w:pPr>
+        <w:spacing w:after="60" w:before="0"/>
+      </w:pPr>
+      <w:r>
+        <w:rPr>
+          <w:rFonts w:ascii="Arial" w:cs="Arial" w:eastAsia="Arial" w:hAnsi="Arial"/>
+          <w:b/>
+          <w:bCs/>
+          <w:sz w:val="17"/>
+          <w:szCs w:val="17"/>
+        </w:rPr>
+        <w:t xml:space="preserve">Content &amp; Pedagogy: </w:t>
+      </w:r>
+      <w:r>
+        <w:rPr>
+          <w:rFonts w:ascii="Arial" w:cs="Arial" w:eastAsia="Arial" w:hAnsi="Arial"/>
+          <w:sz w:val="17"/>
+          <w:szCs w:val="17"/>
+        </w:rPr>
+        <w:t xml:space="preserve">Developed and adapted by the educator team at SeaVuria (registered 501(c)(3) in the United States and registered NGO in Kenya, No. 872-850A-BF11), who designed the pedagogical framework, lesson templates and exemplar lessons on which this material is based.</w:t>
+      </w:r>
+    </w:p>
+    <w:p>
+      <w:pPr>
+        <w:spacing w:after="60" w:before="0"/>
+      </w:pPr>
+      <w:r>
+        <w:rPr>
+          <w:rFonts w:ascii="Arial" w:cs="Arial" w:eastAsia="Arial" w:hAnsi="Arial"/>
+          <w:b/>
+          <w:bCs/>
+          <w:sz w:val="17"/>
+          <w:szCs w:val="17"/>
+        </w:rPr>
+        <w:t xml:space="preserve">Production &amp; Layout: </w:t>
+      </w:r>
+      <w:r>
+        <w:rPr>
+          <w:rFonts w:ascii="Arial" w:cs="Arial" w:eastAsia="Arial" w:hAnsi="Arial"/>
+          <w:sz w:val="17"/>
+          <w:szCs w:val="17"/>
+        </w:rPr>
+        <w:t xml:space="preserve">Educational design and curriculum sequencing by SeaVuria. Technical layout, structural formatting, and digital optimization/implementation executed in partnership with ARES Education (registered 501(c)(3) in the United States and Canada (as Afretech Aid) and registered NGO in Kenya), with lesson drafting and compilation assisted by AI (Claude, Anthropic).</w:t>
+      </w:r>
+    </w:p>
+    <w:p>
+      <w:pPr>
+        <w:pBdr>
+          <w:bottom w:val="single" w:color="1F3864" w:sz="6" w:space="6"/>
+        </w:pBdr>
+        <w:spacing w:after="60" w:before="0"/>
+      </w:pPr>
+      <w:r>
+        <w:rPr>
+          <w:rFonts w:ascii="Arial" w:cs="Arial" w:eastAsia="Arial" w:hAnsi="Arial"/>
+          <w:b/>
+          <w:bCs/>
+          <w:sz w:val="17"/>
+          <w:szCs w:val="17"/>
+        </w:rPr>
+        <w:t xml:space="preserve">Licensing &amp; Copyright: </w:t>
+      </w:r>
+      <w:r>
+        <w:rPr>
+          <w:rFonts w:ascii="Arial" w:cs="Arial" w:eastAsia="Arial" w:hAnsi="Arial"/>
+          <w:sz w:val="17"/>
+          <w:szCs w:val="17"/>
+        </w:rPr>
+        <w:t xml:space="preserve">© 2026 SeaVuria and ARES. This work is licensed under a </w:t>
+      </w:r>
+      <w:hyperlink w:history="1" r:id="rIdyfurbullalgztz3phcudu">
+        <w:r>
+          <w:rPr>
+            <w:rFonts w:ascii="Arial" w:cs="Arial" w:eastAsia="Arial" w:hAnsi="Arial"/>
+            <w:color w:val="1F6B75"/>
+            <w:sz w:val="17"/>
+            <w:szCs w:val="17"/>
+            <w:u w:val="single" w:color="1F6B75"/>
+          </w:rPr>
+          <w:t xml:space="preserve">Creative Commons Attribution-NonCommercial 4.0 International License</w:t>
+        </w:r>
+      </w:hyperlink>
+      <w:r>
+        <w:rPr>
+          <w:rFonts w:ascii="Arial" w:cs="Arial" w:eastAsia="Arial" w:hAnsi="Arial"/>
+          <w:sz w:val="17"/>
+          <w:szCs w:val="17"/>
+        </w:rPr>
+        <w:t xml:space="preserve"> (</w:t>
+      </w:r>
+      <w:hyperlink w:history="1" r:id="rIdrih378neckfcsrfwqinvj">
+        <w:r>
+          <w:rPr>
+            <w:rFonts w:ascii="Arial" w:cs="Arial" w:eastAsia="Arial" w:hAnsi="Arial"/>
+            <w:color w:val="1F6B75"/>
+            <w:sz w:val="17"/>
+            <w:szCs w:val="17"/>
+            <w:u w:val="single" w:color="1F6B75"/>
+          </w:rPr>
+          <w:t xml:space="preserve">CC BY-NC 4.0</w:t>
+        </w:r>
+      </w:hyperlink>
+      <w:r>
+        <w:rPr>
+          <w:rFonts w:ascii="Arial" w:cs="Arial" w:eastAsia="Arial" w:hAnsi="Arial"/>
+          <w:sz w:val="17"/>
+          <w:szCs w:val="17"/>
+        </w:rPr>
+        <w:t xml:space="preserve">). To view a copy of this license, visit </w:t>
+      </w:r>
+      <w:hyperlink w:history="1" r:id="rId5oy9oux3mhda4lv-gdif1">
+        <w:r>
+          <w:rPr>
+            <w:rFonts w:ascii="Arial" w:cs="Arial" w:eastAsia="Arial" w:hAnsi="Arial"/>
+            <w:color w:val="1F6B75"/>
+            <w:sz w:val="17"/>
+            <w:szCs w:val="17"/>
+            <w:u w:val="single" w:color="1F6B75"/>
+          </w:rPr>
+          <w:t xml:space="preserve">https://creativecommons.org/licenses/by-nc/4.0/</w:t>
+        </w:r>
+      </w:hyperlink>
+      <w:r>
+        <w:rPr>
+          <w:rFonts w:ascii="Arial" w:cs="Arial" w:eastAsia="Arial" w:hAnsi="Arial"/>
+          <w:sz w:val="17"/>
+          <w:szCs w:val="17"/>
+        </w:rPr>
+        <w:t xml:space="preserve">. You are free to copy, redistribute, and adapt this material in any medium or format, provided appropriate credit is given and the material is not used for commercial purposes. KICD learning outcomes and curriculum designations reproduced here for alignment purposes remain the property of KICD and are not covered by this license. Linked external resources (e.g. CK-12, Khan Academy, PhET) are subject to their own licenses.</w:t>
+      </w:r>
+    </w:p>
     <w:sectPr>
       <w:pgSz w:w="15840" w:h="12240" w:orient="landscape"/>
       <w:pgMar w:top="1080" w:right="1080" w:bottom="1080" w:left="1080" w:header="708" w:footer="708" w:gutter="0"/>

--- a/data/outputs/v2/Essential_Mathematics/SS2.7_Volume_and_Capacity/Essential_Mathematics_Volume_and_Capacity_SummaryTable.docx
+++ b/data/outputs/v2/Essential_Mathematics/SS2.7_Volume_and_Capacity/Essential_Mathematics_Volume_and_Capacity_SummaryTable.docx
@@ -564,7 +564,7 @@
                 <w:sz w:val="18"/>
                 <w:szCs w:val="18"/>
               </w:rPr>
-              <w:t xml:space="preserve">Students observed three containers used by Kericho tea farmers — a conical cover, a cylindrical drum, and a frustum-shaped bucket — that appeared nearly identical in overall size but were demonstrated (via water-fill trials or video) to hold strikingly different amounts of water. The teacher displayed all three side by side and cold-called 4–6 students to share initial predictions before any instruction. A class Driving Question Board (DQB) was started to capture student wonderings. PEDAGOGICAL NOTE: Preserve every student's 'wrong' prediction on the DQB — these become powerful revision anchors in Lessons 6–8.</w:t>
+              <w:t xml:space="preserve">Three containers used by Kericho tea farmers — a cylindrical drum (A), a conical sisal cover (B), and a metal frustum bucket (C) — all with roughly the same height and opening diameter, were shown filled to the brim. Container A held ≈ 9.4 L, Container B held ≈ 3.1 L, and Container C held ≈ 6.5 L. The cylinder held almost exactly three times as much as the cone.</w:t>
             </w:r>
           </w:p>
         </w:tc>
@@ -596,7 +596,7 @@
                 <w:sz w:val="18"/>
                 <w:szCs w:val="18"/>
               </w:rPr>
-              <w:t xml:space="preserve">Volume is the amount of three-dimensional space a solid occupies; capacity is the maximum amount of liquid a hollow container can hold. Key conversion relationships are: 1 cm³ = 1 mL, 1 000 cm³ = 1 L, and 1 m³ = 1 000 L. Students practised converting between units using Kenyan container examples (a 20-litre jerrican, a 500 mL cup used for porridge, a 1 m³ water tank on a Nairobi rooftop). PEDAGOGICAL NOTE: Emphasise that cm³ ↔ mL is an exact equivalence, not an approximation — learners frequently confuse this.</w:t>
+              <w:t xml:space="preserve">Volume is measured in cm³ or m³; capacity is measured in mL or L. The conversion relationships are: 1 cm³ = 1 mL, 1 000 cm³ = 1 L, and 1 m³ = 1 000 L. The ratio of the cylinder's capacity to the cone's capacity (same height, same base) is 3 : 1 — a fact that is not yet explained but will be investigated across this unit.</w:t>
             </w:r>
           </w:p>
         </w:tc>
@@ -628,7 +628,7 @@
                 <w:sz w:val="18"/>
                 <w:szCs w:val="18"/>
               </w:rPr>
-              <w:t xml:space="preserve">Students explained why the three Kericho containers hold different amounts even though they look similar in height and width: shape determines how interior space is filled, and the mathematical formulas for each shape encode that difference. The teacher connected unit conversions back to the phenomenon by asking, 'If the cylindrical drum holds 40 L, how many cm³ is that, and why does that number matter for a farmer choosing a container?' (Answer: 40 000 cm³; it lets the farmer compare capacities using a single unit system.) PEDAGOGICAL NOTE: Use this explanation phase to surface the idea that a formula is a compressed description of shape — a concept students will deepen through Lessons 2–5.</w:t>
+              <w:t xml:space="preserve">We cannot yet fully explain why containers of nearly the same height and opening diameter hold such different amounts. Our current best explanation is that the cone narrows to a point, leaving less interior space, while the cylinder stays the same width all the way down. We have posted our questions on the Driving Question Board and will build toward a complete mathematical explanation in the lessons ahead.</w:t>
             </w:r>
           </w:p>
         </w:tc>
@@ -713,7 +713,7 @@
                 <w:sz w:val="18"/>
                 <w:szCs w:val="18"/>
               </w:rPr>
-              <w:t xml:space="preserve">Students (or the teacher via demonstration) poured water from a conical container into a matching cylinder (same base radius r, same height h) exactly three times to fill the cylinder. This 1:3 ratio was observed repeatedly with different-sized cone–cylinder pairs, including a model made from manila paper representing the Kericho conical tea-cover. PEDAGOGICAL NOTE: Allow 60 seconds of silent individual prediction ('How many full cones will it take?') before the pour. Cold-call at least 3 students to state their prediction with a reason — this activates prior knowledge of area and proportional reasoning.</w:t>
+              <w:t xml:space="preserve">Learners filled a cone with water and poured it into a matching cylinder three times, directly observing that the cylinder was exactly full after the third pour — demonstrating V(cylinder) = 3 × V(cone) using containers that represent the Kericho tea-farmer drum and conical sisal cover.</w:t>
             </w:r>
           </w:p>
         </w:tc>
@@ -745,7 +745,7 @@
                 <w:sz w:val="18"/>
                 <w:szCs w:val="18"/>
               </w:rPr>
-              <w:t xml:space="preserve">The cone volume formula V = ⅓πr²h was derived algebraically from the observed 1:3 ratio: since V_cylinder = πr²h and the cone fills the cylinder exactly one-third, V_cone = ⅓ × πr²h. Students calculated the capacity of the Kericho conical cover given its radius and height, then converted the answer from cm³ to litres. They also confirmed that for any cone, V_cone = ⅓ × V_cylinder with the same base and height. PEDAGOGICAL NOTE: Insist students write the derivation step-by-step before plugging in numbers; this prevents formula-memorisation without understanding.</w:t>
+              <w:t xml:space="preserve">Learners derived the cone volume formula V = ⅓πr²h algebraically from the observed 1:3 ratio, calculated the capacity of the Kericho conical cover (r = 21 cm, h = 42 cm) as approximately 19 373 cm³ ≈ 19.4 litres, and confirmed it holds exactly one-third the volume of the matching cylindrical drum.</w:t>
             </w:r>
           </w:p>
         </w:tc>
@@ -777,7 +777,7 @@
                 <w:sz w:val="18"/>
                 <w:szCs w:val="18"/>
               </w:rPr>
-              <w:t xml:space="preserve">Students explained why the conical Kericho cover holds only one-third as much water as the cylindrical drum of the same apparent size: the cone tapers to a point, so a large portion of the cylinder's interior is simply empty space above the slanted cone wall. The teacher asked, 'What does the ⅓ in the formula tell a farmer about purchasing the right container?' PEDAGOGICAL NOTE: Connect back to the DQB — students should update the board with the answer to the sub-question 'Why does the cone hold less?' Record the formula V = ⅓πr²h on the DQB anchor chart.</w:t>
+              <w:t xml:space="preserve">Learners explained in writing why the conical sisal cover holds far less water than the cylindrical drum despite identical height and opening width, and updated their cumulative container diagram with the formula, the calculated capacity, and a ×3 ratio arrow — leaving a deliberate question mark on the metal bucket (frustum) as the next mathematical puzzle to solve.</w:t>
             </w:r>
           </w:p>
         </w:tc>
@@ -862,7 +862,7 @@
                 <w:sz w:val="18"/>
                 <w:szCs w:val="18"/>
               </w:rPr>
-              <w:t xml:space="preserve">Students observed (via physical models or a teacher-led demonstration) that a square-based pyramid with base side a and height h fills its matching cuboid (same base, same height) exactly one-third of the way — the same ratio seen with the cone and cylinder in Lesson 2. A second observation compared a rectangular-based pyramid to its cuboid. PEDAGOGICAL NOTE: If physical models are unavailable, a carefully drawn net folded into 3D shapes works well. Ask students, 'Do you think the one-third rule is a coincidence, or a deeper mathematical truth?' — wait 30 seconds then cold-call 3 students before revealing the derivation.</w:t>
+              <w:t xml:space="preserve">Learners filled a card-stock square-based pyramid with rice and poured it into an identical-base-and-height cuboid, repeating until the cuboid was full. They recorded that it took 3 full pyramids to fill 1 cuboid, and used a ruler to measure the base and height of their pyramid model.</w:t>
             </w:r>
           </w:p>
         </w:tc>
@@ -894,7 +894,7 @@
                 <w:sz w:val="18"/>
                 <w:szCs w:val="18"/>
               </w:rPr>
-              <w:t xml:space="preserve">The volume of any pyramid is V = ⅓ × base area × height. For a square base: V = ⅓a²h; for a rectangular base: V = ⅓lbh. The same one-third relationship that links a cone to its cylinder also links a square-based pyramid to its cuboid, revealing a universal geometric principle: any pointed solid (cone or pyramid) has exactly one-third the volume of its enclosing prism or cylinder. Students practised with grain-storage pyramid models typical of Rift Valley granaries. PEDAGOGICAL NOTE: Stress the generality — the base can be any polygon; this prepares students for the frustum derivation in Lesson 5.</w:t>
+              <w:t xml:space="preserve">V(pyramid) = ⅓ × base area × height; the same one-third relationship that links a cone to its cylinder also links a square-based pyramid to its cuboid. Learners also practised converting pyramid volumes from cm³ and m³ into litres (1 m³ = 1 000 litres) using grain-store problems from Eldoret, Kisumu, and the Rift Valley.</w:t>
             </w:r>
           </w:p>
         </w:tc>
@@ -926,7 +926,7 @@
                 <w:sz w:val="18"/>
                 <w:szCs w:val="18"/>
               </w:rPr>
-              <w:t xml:space="preserve">Students explained why grain-storage pyramidal rooftops in Rift Valley homesteads hold far less grain than a cylindrical silo of the same footprint and height: the taper removes two-thirds of the interior volume. The teacher connected this to the driving question by asking, 'How does knowing V = ⅓ × base area × height help a Kericho farmer choose between a pointed and a flat-topped container?' PEDAGOGICAL NOTE: Update the DQB — add the generalisation 'cone and pyramid share the ⅓ rule because both taper to a point.' This sets up the contrast with the frustum in Lesson 4.</w:t>
+              <w:t xml:space="preserve">The one-third factor in both V(cone) = ⅓ × πr² × h and V(pyramid) = ⅓ × b² × h reflects a geometric pattern: any pointed solid (apex tapering to a point) holds exactly one-third of its surrounding box, regardless of whether the base is circular or square. This explains why the pyramidal grain stores used by Kenyan farmers hold far less grain than a similarly sized cuboid store — and raises the question of how to compute the volume of the frustum-shaped metal bucket, which lies between these two extremes.</w:t>
             </w:r>
           </w:p>
         </w:tc>
@@ -1011,7 +1011,7 @@
                 <w:sz w:val="18"/>
                 <w:szCs w:val="18"/>
               </w:rPr>
-              <w:t xml:space="preserve">Students observed that a frustum (the bucket shape) is a cone with its top sliced off. The teacher displayed the Kericho bucket alongside a complete large cone and a small cone (the removed top), demonstrating that V(frustum) = V(large cone) − V(small cone). Similar-triangle diagrams were drawn on the board to show how the height H of the large cone and the height h of the removed small cone relate to the radii R and r through proportionality: H/R = (H−h_f)/r, where h_f is the frustum height. PEDAGOGICAL NOTE: Give students 2 minutes to attempt the subtraction setup in pairs before the teacher models it — productive struggle here is critical for ownership of the derivation.</w:t>
+              <w:t xml:space="preserve">Learners physically measured a frustum-shaped metal bucket (top radius R, bottom radius r, vertical height h) and observed a cone model placed alongside it, noticing that the frustum is a large cone with a small cone removed from the bottom.</w:t>
             </w:r>
           </w:p>
         </w:tc>
@@ -1043,7 +1043,7 @@
                 <w:sz w:val="18"/>
                 <w:szCs w:val="18"/>
               </w:rPr>
-              <w:t xml:space="preserve">The volume of a frustum of a cone is V = ⅓πh_f(R² + Rr + r²), where R is the larger base radius, r is the smaller base radius, and h_f is the height of the frustum. This was derived by: (1) expressing H in terms of R, r, and h_f using similar triangles; (2) writing V_large − V_small in terms of R, r, and h_f only; (3) factoring using the algebraic identity a³ − b³ = (a − b)(a² + ab + b²). Students solved the 'bucket mystery': a Kericho farmer's frustum bucket (R = 15 cm, r = 10 cm, h = 20 cm) holds V = ⅓π(20)(225 + 150 + 100) ≈ 9 948 cm³ ≈ 9.95 L. PEDAGOGICAL NOTE: The similar-triangle step is the hardest — draw it large, label every variable, and check that all students can articulate why H/R = (H − h_f)/r before moving to algebra.</w:t>
+              <w:t xml:space="preserve">Learners derived V(frustum of cone) = ⅓πh(R² + Rr + r²) by subtracting V(small cone) from V(large cone), using similar-triangle reasoning to eliminate the unknown full height H. They calculated the Kericho bucket's capacity in litres and placed it correctly between the cone (~6.16 L) and the cylinder (~18.47 L), resolving the anchoring phenomenon.</w:t>
             </w:r>
           </w:p>
         </w:tc>
@@ -1075,7 +1075,7 @@
                 <w:sz w:val="18"/>
                 <w:szCs w:val="18"/>
               </w:rPr>
-              <w:t xml:space="preserve">Students explained the bucket mystery from the driving question: the frustum bucket holds far more than the cone (≈ 9.95 L vs. ≈ 3.3 L for a comparable cone) because removing the pointed top of a cone eliminates only a small-volume tip while keeping the wide lower body. The teacher asked, 'Why does a small change in r (the top radius) produce a large change in volume?' — directing students to examine the R² + Rr + r² term. PEDAGOGICAL NOTE: Update the DQB — the sub-question 'Why does the bucket hold so much more than the cone?' can now be answered formally. Encourage students to re-examine their Lesson 1 predictions.</w:t>
+              <w:t xml:space="preserve">The frustum bucket holds more water than the cone because removing the narrow tip of the cone discards very little volume — the tip contributes almost nothing — while retaining the wide bottom section. The three terms R², Rr, r² in the formula arise algebraically from expanding the subtraction of two cone volumes and reflect the interplay between the large radius, the small radius, and their geometric mean. This is why containers of the same height and top diameter can hold dramatically different amounts depending on their shape.</w:t>
             </w:r>
           </w:p>
         </w:tc>
@@ -1160,7 +1160,7 @@
                 <w:sz w:val="18"/>
                 <w:szCs w:val="18"/>
               </w:rPr>
-              <w:t xml:space="preserve">Students observed scale models (or diagrams) of frustum-shaped grain-storage bins used by Rift Valley farmers — truncated square pyramids with a large square base, a smaller square top, and a vertical height. The teacher demonstrated that a frustum of a square pyramid is also obtained by subtracting a small pyramid from a large pyramid, mirroring the cone-frustum derivation of Lesson 4. Students were asked to predict whether the formula would contain a term similar to R² + Rr + r² before the derivation. PEDAGOGICAL NOTE: Cold-call 4 students for predictions — this activates the algebraic pattern from Lesson 4 and builds transfer skills.</w:t>
+              <w:t xml:space="preserve">Learners observed a side-by-side derivation comparing the volume formula for a pyramidal frustum, V = ⅓h(A₁ + A₂ + √(A₁A₂)), with the conical frustum formula from Lesson 4, revealing that both share an identical mathematical structure — one-third times height times the sum of the top area, the bottom area, and their geometric mean. They also observed scale drawings of the Kericho tea-leaf bucket (conical frustum) and a Rift Valley grain-storage bin (pyramidal frustum) with the same height but different base shapes.</w:t>
             </w:r>
           </w:p>
         </w:tc>
@@ -1192,7 +1192,7 @@
                 <w:sz w:val="18"/>
                 <w:szCs w:val="18"/>
               </w:rPr>
-              <w:t xml:space="preserve">The volume of a frustum of a square pyramid (side lengths a and b, height h) is V = ⅓h(a² + b² + ab), where a is the larger base side and b is the smaller base side. More generally, for any pyramid frustum with base areas A₁ and A₂: V = ⅓h(A₁ + A₂ + √(A₁A₂)). Students used this formula to calculate volumes of grain-storage bins and compared results with the cone frustum formula, noting the structural similarity (three area-related terms summed, multiplied by ⅓h). They also worked a design problem: given a required storage volume of 0.5 m³ and a fixed base of 1 m × 1 m, find the height needed for a top side of 0.6 m. PEDAGOGICAL NOTE: The √(A₁A₂) term (geometric mean of the two bases) is the conceptual highlight — spend extra time here; it surprises students that a square root appears in a volume formula.</w:t>
+              <w:t xml:space="preserve">Learners determined that the volume of a frustum of a square or rectangular pyramid is given by V = ⅓h(A₁ + A₂ + √(A₁A₂)), where A₁ and A₂ are the areas of the two parallel faces and h is the perpendicular height. They computed that a pyramidal grain-storage bin (top side 30 cm, bottom side 20 cm, height 40 cm) has a volume of approximately 25 333 cm³ ≈ 25.33 litres and can hold approximately 18.24 kg of dry maize (density 0.72 kg/litre). They also applied the volume scale factor k³ = 2 (from Sub-Strand 2.1) to determine that doubling the capacity while keeping the height fixed requires scaling each side length by ∛2 ≈ 1.26.</w:t>
             </w:r>
           </w:p>
         </w:tc>
@@ -1224,7 +1224,7 @@
                 <w:sz w:val="18"/>
                 <w:szCs w:val="18"/>
               </w:rPr>
-              <w:t xml:space="preserve">Students explained how Rift Valley farmers can use V = ⅓h(A₁ + A₂ + √(A₁A₂)) to design a grain-storage bin that holds exactly the capacity needed: by fixing two of the three variables (base area, top area, height) and solving for the third. The teacher tied this back to the driving question: 'We now have formulas for the cone, the cylinder, and both types of frustum — which shape gives a farmer the most volume for the least material?' PEDAGOGICAL NOTE: This question is intentionally left open for students to explore quantitatively in Lesson 6. Record it on the DQB as a new sub-question.</w:t>
+              <w:t xml:space="preserve">Learners explained that the Kericho tea farmers' metal bucket (conical frustum) and the Rift Valley pyramidal grain bin hold very different amounts of water even at the same height because their base areas — and therefore the values of A₁, A₂, and √(A₁A₂) — are fundamentally different: circular bases are governed by πr², while square bases are governed by s². The formula structure is the same, but the base-area calculation changes depending on the shape of the cross-section, which is why containers that look similar in height can hold dramatically different volumes. This advances the driving question: to design a container of exact capacity, a farmer must choose the base shape and dimensions carefully, not just the height.</w:t>
             </w:r>
           </w:p>
         </w:tc>
@@ -1309,7 +1309,7 @@
                 <w:sz w:val="18"/>
                 <w:szCs w:val="18"/>
               </w:rPr>
-              <w:t xml:space="preserve">Students were presented with a set of real-world problem scenarios drawn from Kericho tea farming, Kisumu fish-processing, and Nairobi water-distribution contexts. Each scenario required selecting the correct formula (cone, cylinder, frustum of cone, frustum of pyramid) and performing multi-step calculations. Students first observed worked examples solved by the teacher using a think-aloud strategy, then solved parallel problems independently. PEDAGOGICAL NOTE: Use random cold-calling (lollipop sticks or a class list) for every solution step — not just the final answer — to keep all students accountable at each stage of the working.</w:t>
+              <w:t xml:space="preserve">Three different containers used by Kericho tea farmers — a cone, a cylinder, and a frustum-shaped metal bucket — appear nearly the same size when placed side by side, yet when filled with water the cylinder holds three times as much as the cone, and the frustum holds an amount between the two.</w:t>
             </w:r>
           </w:p>
         </w:tc>
@@ -1341,7 +1341,7 @@
                 <w:sz w:val="18"/>
                 <w:szCs w:val="18"/>
               </w:rPr>
-              <w:t xml:space="preserve">Consolidated understanding: V_cone = ⅓πr²h; V_cylinder = πr²h; V_cylinder = 3 × V_cone (same base and height); V_frustum of cone = ⅓πh(R² + Rr + r²); V_frustum of pyramid = ⅓h(A₁ + A₂ + √(A₁A₂)). Students practised converting final answers between cm³, m³, mL, and L, and interpreted answers in context (e.g., 'the frustum bucket holds 9.95 L, so the farmer needs at least 5 full buckets to fill a 50 L drum'). They also compared volumes across shapes given identical dimensions, confirming that the frustum always holds more than a cone but less than a cylinder of the same height and maximum radius. PEDAGOGICAL NOTE: Misconception to watch for — students often subtract incorrectly when applying the frustum formula; require them to show the full algebraic expansion before simplifying.</w:t>
+              <w:t xml:space="preserve">The volume of a cone is exactly one-third the volume of a cylinder with the same base radius and height (V = ⅓πr²h vs V = πr²h). A frustum of a cone has volume V = ⅓πh(R² + Rr + r²), which is always greater than the cone alone but less than the full cylinder. These formulas allow us to calculate and compare the exact capacity of any container — including sizing a Turkana water tank, a Kisumu githeri pot, or counting how many Kericho tea cups fill a storage drum.</w:t>
             </w:r>
           </w:p>
         </w:tc>
@@ -1373,7 +1373,7 @@
                 <w:sz w:val="18"/>
                 <w:szCs w:val="18"/>
               </w:rPr>
-              <w:t xml:space="preserve">Students explained, using numerical evidence from their solved problems, exactly why the three Kericho containers 'look the same size but hold different amounts': identical external height and maximum width do not imply identical volume because the internal geometry (taper, flat base vs. pointed base) determines how much space is enclosed. The teacher facilitated a full DQB update: each original student question was revisited, and students indicated which had been answered and which remained open. PEDAGOGICAL NOTE: The DQB update is a formative assessment opportunity — photograph the board and use gaps to plan Lesson 7 group tasks.</w:t>
+              <w:t xml:space="preserve">The three Kericho containers look similar because they share roughly the same height and opening diameter, but their shapes distribute that space very differently. The cylinder fills every cross-section from base to top with a full circle of area πr². The cone tapers to a point, so most cross-sections are much smaller — it uses only one-third of the cylinder's space. The frustum keeps a wide base and a wide top, so it retains far more of the middle volume than the cone does, placing its capacity between the cone and the cylinder. By applying the correct formula to each shape, we can predict, compare, and design containers to hold exactly the capacity we need.</w:t>
             </w:r>
           </w:p>
         </w:tc>
@@ -1458,7 +1458,7 @@
                 <w:sz w:val="18"/>
                 <w:szCs w:val="18"/>
               </w:rPr>
-              <w:t xml:space="preserve">Students constructed physical scale models of a cone, a frustum of a cone, and a frustum of a square pyramid using manila paper, rulers, and scissors. They measured the dimensions of their completed models and recorded R, r, h (or a, b, h) in a data table. Groups then filled their models with sand or water (where possible) and compared the measured capacity with the value predicted by the appropriate formula. Discrepancies between predicted and measured values were recorded and discussed. PEDAGOGICAL NOTE: Assign roles within each group (measurer, calculator, recorder, presenter) and rotate roles mid-task to ensure all students engage with both the practical and mathematical components.</w:t>
+              <w:t xml:space="preserve">Learners built three cardboard model containers (a cone, a frustum of a cone, and a frustum of a square pyramid), measured their actual dimensions, and filled them with water to determine experimental capacity — observing directly that the three shapes, even when built to similar heights and base widths, hold measurably different amounts of water, mirroring the Kericho farmers' containers.</w:t>
             </w:r>
           </w:p>
         </w:tc>
@@ -1490,7 +1490,7 @@
                 <w:sz w:val="18"/>
                 <w:szCs w:val="18"/>
               </w:rPr>
-              <w:t xml:space="preserve">Students applied V = ⅓πr²h, V = ⅓πh(R² + Rr + r²), and V = ⅓h(a² + b² + ab) to compute predicted volumes for their hand-made models, then compared predictions with direct measurement. They identified sources of error (imprecise cutting, paper overlap, measurement rounding) and discussed how real-world engineering tolerances arise from exactly these issues — connecting to the driving question about designing a frustum container that holds exactly a required capacity. PEDAGOGICAL NOTE: Require each group to calculate the percentage error between predicted and measured volume; this reinforces both the formula and practical measurement skills within a single activity.</w:t>
+              <w:t xml:space="preserve">Learners applied V = ⅓πr²h for the cone, V = ⅓πh(R² + Rr + r²) for the frustum of a cone, and V = ⅓h(a² + b² + ab) for the frustum of a pyramid to compute theoretical capacity in cm³ and litres; they converted between cm³ and mL (1 cm³ = 1 mL); and they quantified the difference between theoretical and experimental capacity as a percentage discrepancy, identifying measurement and construction error as the cause.</w:t>
             </w:r>
           </w:p>
         </w:tc>
@@ -1522,7 +1522,7 @@
                 <w:sz w:val="18"/>
                 <w:szCs w:val="18"/>
               </w:rPr>
-              <w:t xml:space="preserve">Students explained how a Kericho tea farmer (or any container manufacturer) would use the frustum formula in reverse: given a target capacity in litres, choose convenient values for two dimensions (e.g., R and h) and solve algebraically for the third (r). Each group presented their model and calculations, articulating the design trade-offs — a wider top increases capacity but uses more material. The teacher facilitated peer feedback focused on mathematical accuracy and clarity of explanation. PEDAGOGICAL NOTE: Insist that presentations include the formula, substitution, and unit-converted answer — not just the final number. This prepares students for the Lesson 8 assessment.</w:t>
+              <w:t xml:space="preserve">Learners can now explain that the Kericho tea farmers' cone, bucket (frustum of cone), and cylindrical drum hold such different amounts not because of how similar they look on the outside, but because their internal three-dimensional shapes obey fundamentally different volume formulae — and that even a 1 cm error in manufacturing a container's height or radius produces a calculable and significant change in the amount of tea it can carry.</w:t>
             </w:r>
           </w:p>
         </w:tc>
@@ -1607,7 +1607,7 @@
                 <w:sz w:val="18"/>
                 <w:szCs w:val="18"/>
               </w:rPr>
-              <w:t xml:space="preserve">Students revisited the original Lesson 1 anchoring phenomenon: the three Kericho containers side by side. The teacher re-showed (or recalled) the water-fill demonstration from Lesson 1 and asked students to now explain every observation using mathematical evidence from Lessons 2–7. The class reviewed their Lesson 1 predictions on the DQB, and each student individually annotated a diagram of all three containers with the correct formula and a calculated volume using given dimensions. PEDAGOGICAL NOTE: The deliberate return to the Lesson 1 phenomenon is essential for closure — students should feel the intellectual satisfaction of having fully explained a puzzle that once seemed mysterious. Allow 3 minutes of silent individual reflection before whole-class discussion.</w:t>
+              <w:t xml:space="preserve">We observed five project groups present frustum-shaped container models — some shaped as frustums of cones, others as frustums of square pyramids — each filled with water to physically measure capacity. We recorded their target capacity, calculated capacity (from the frustum formulae) and measured capacity (from water displacement), and computed the percentage error for each group.</w:t>
             </w:r>
           </w:p>
         </w:tc>
@@ -1639,7 +1639,7 @@
                 <w:sz w:val="18"/>
                 <w:szCs w:val="18"/>
               </w:rPr>
-              <w:t xml:space="preserve">Full synthesis: (1) A cone and a cylinder with the same base radius and height always satisfy V_cylinder = 3 × V_cone, which is why the Kericho cylindrical drum holds three times as much as the matching conical cover despite looking similar. (2) The frustum bucket holds significantly more than the cone because the frustum retains the wide lower body of the cylinder while removing only the small-volume pointed tip; this is captured by the formula V = ⅓πh(R² + Rr + r²). (3) Any frustum-shaped container (cone or pyramid) can be designed to hold exactly a specified capacity by fixing two dimensions and solving for the third using the appropriate formula. (4) Unit conversions (1 cm³ = 1 mL; 1 000 cm³ = 1 L; 1 m³ = 1 000 L) are the bridge between mathematical volume and practical capacity. PEDAGOGICAL NOTE: Use this lesson's assessment task as a summative check — a two-part question asking students to (a) calculate and compare volumes of given cone, cylinder, and frustum containers, and (b) design a frustum with a specified target capacity, showing all working.</w:t>
+              <w:t xml:space="preserve">We learned that: (1) a cone and a cylinder with the same base radius and height always satisfy V_cylinder = 3 × V_cone, which is why the Kericho cylindrical drum holds exactly three times the conical sisal cover; (2) the frustum bucket's volume — V = (1/3)πh(R² + Rr + r²) — falls between those of the cone and the cylinder because it retains a wide base while tapering, accumulating more volume than the cone but less than the full cylinder; (3) the frustum formula is derived by subtracting a smaller cone from a larger cone, and the same logic applies to pyramid frustums; (4) we can reverse-engineer the formula to find an unknown dimension (such as R) when a target capacity is specified.</w:t>
             </w:r>
           </w:p>
         </w:tc>
@@ -1671,7 +1671,7 @@
                 <w:sz w:val="18"/>
                 <w:szCs w:val="18"/>
               </w:rPr>
-              <w:t xml:space="preserve">Students produced a final written explanation answering the driving question in full: the Kericho farmers' containers look similar because they share approximately the same height and maximum diameter, but the cone holds only ⅓ as much as the cylinder (because of the ⅓ factor in V = ⅓πr²h), while the frustum bucket holds an intermediate amount determined by V = ⅓πh(R² + Rr + r²). A farmer can use this mathematics to design a frustum container of any desired capacity by selecting R, r, and h to satisfy the equation. The teacher conducted a whole-class DQB close-out: every sub-question was marked as 'answered' with the lesson number and key formula noted beside it. PEDAGOGICAL NOTE: Collect written explanations as a portfolio artefact. Strong responses will cite specific formulas, substitute real numbers, convert units, and connect the mathematical result back to the farmer's practical decision — all four elements should appear in the marking rubric.</w:t>
+              <w:t xml:space="preserve">We can now fully explain the anchoring phenomenon: the cylindrical drum, the conical sisal cover and the metal frustum bucket look the same size because they share the same height and opening diameter, but their internal geometries — how cross-sectional area accumulates from base to top — differ fundamentally. The cylinder maintains a constant circular cross-section all the way up, so it accumulates the maximum possible volume. The cone tapers linearly to a point, cutting its volume to exactly one-third. The frustum keeps a wide bottom (radius R) and narrows only to a smaller circle (radius r, not zero), so it captures more volume than the cone but less than the cylinder. A Kericho farmer who needs a container of exactly 10 litres can use V = (1/3)πh(R² + Rr + r²), fix h and r to match available sheet-metal sizes, and solve for R — turning mathematics into a practical design tool.</w:t>
             </w:r>
           </w:p>
         </w:tc>
@@ -1795,7 +1795,7 @@
         </w:rPr>
         <w:t xml:space="preserve">© 2026 SeaVuria and ARES. This work is licensed under a </w:t>
       </w:r>
-      <w:hyperlink w:history="1" r:id="rIdyfurbullalgztz3phcudu">
+      <w:hyperlink w:history="1" r:id="rId2smkfnjsmibj_tx99z9uh">
         <w:r>
           <w:rPr>
             <w:rFonts w:ascii="Arial" w:cs="Arial" w:eastAsia="Arial" w:hAnsi="Arial"/>
@@ -1815,7 +1815,7 @@
         </w:rPr>
         <w:t xml:space="preserve"> (</w:t>
       </w:r>
-      <w:hyperlink w:history="1" r:id="rIdrih378neckfcsrfwqinvj">
+      <w:hyperlink w:history="1" r:id="rIdqdmzpdeyb7od12fqvlu56">
         <w:r>
           <w:rPr>
             <w:rFonts w:ascii="Arial" w:cs="Arial" w:eastAsia="Arial" w:hAnsi="Arial"/>
@@ -1835,7 +1835,7 @@
         </w:rPr>
         <w:t xml:space="preserve">). To view a copy of this license, visit </w:t>
       </w:r>
-      <w:hyperlink w:history="1" r:id="rId5oy9oux3mhda4lv-gdif1">
+      <w:hyperlink w:history="1" r:id="rId4fiazyvqqcwnv8tkdtjze">
         <w:r>
           <w:rPr>
             <w:rFonts w:ascii="Arial" w:cs="Arial" w:eastAsia="Arial" w:hAnsi="Arial"/>

--- a/data/outputs/v2/Essential_Mathematics/SS2.7_Volume_and_Capacity/Essential_Mathematics_Volume_and_Capacity_SummaryTable.docx
+++ b/data/outputs/v2/Essential_Mathematics/SS2.7_Volume_and_Capacity/Essential_Mathematics_Volume_and_Capacity_SummaryTable.docx
@@ -1795,7 +1795,7 @@
         </w:rPr>
         <w:t xml:space="preserve">© 2026 SeaVuria and ARES. This work is licensed under a </w:t>
       </w:r>
-      <w:hyperlink w:history="1" r:id="rId2smkfnjsmibj_tx99z9uh">
+      <w:hyperlink w:history="1" r:id="rIdeptirfnonuzgxkqt2n2wr">
         <w:r>
           <w:rPr>
             <w:rFonts w:ascii="Arial" w:cs="Arial" w:eastAsia="Arial" w:hAnsi="Arial"/>
@@ -1815,7 +1815,7 @@
         </w:rPr>
         <w:t xml:space="preserve"> (</w:t>
       </w:r>
-      <w:hyperlink w:history="1" r:id="rIdqdmzpdeyb7od12fqvlu56">
+      <w:hyperlink w:history="1" r:id="rIdki65jyrafj150hy-nhors">
         <w:r>
           <w:rPr>
             <w:rFonts w:ascii="Arial" w:cs="Arial" w:eastAsia="Arial" w:hAnsi="Arial"/>
@@ -1835,7 +1835,7 @@
         </w:rPr>
         <w:t xml:space="preserve">). To view a copy of this license, visit </w:t>
       </w:r>
-      <w:hyperlink w:history="1" r:id="rId4fiazyvqqcwnv8tkdtjze">
+      <w:hyperlink w:history="1" r:id="rIdxmxzjr8kx4xojhlmeyaws">
         <w:r>
           <w:rPr>
             <w:rFonts w:ascii="Arial" w:cs="Arial" w:eastAsia="Arial" w:hAnsi="Arial"/>

--- a/data/outputs/v2/Essential_Mathematics/SS2.7_Volume_and_Capacity/Essential_Mathematics_Volume_and_Capacity_SummaryTable.docx
+++ b/data/outputs/v2/Essential_Mathematics/SS2.7_Volume_and_Capacity/Essential_Mathematics_Volume_and_Capacity_SummaryTable.docx
@@ -1795,7 +1795,7 @@
         </w:rPr>
         <w:t xml:space="preserve">© 2026 SeaVuria and ARES. This work is licensed under a </w:t>
       </w:r>
-      <w:hyperlink w:history="1" r:id="rIdeptirfnonuzgxkqt2n2wr">
+      <w:hyperlink w:history="1" r:id="rIdsth91hodsogtlifxzw9fs">
         <w:r>
           <w:rPr>
             <w:rFonts w:ascii="Arial" w:cs="Arial" w:eastAsia="Arial" w:hAnsi="Arial"/>
@@ -1815,7 +1815,7 @@
         </w:rPr>
         <w:t xml:space="preserve"> (</w:t>
       </w:r>
-      <w:hyperlink w:history="1" r:id="rIdki65jyrafj150hy-nhors">
+      <w:hyperlink w:history="1" r:id="rId3lgksfaooatx137-nmnue">
         <w:r>
           <w:rPr>
             <w:rFonts w:ascii="Arial" w:cs="Arial" w:eastAsia="Arial" w:hAnsi="Arial"/>
@@ -1835,7 +1835,7 @@
         </w:rPr>
         <w:t xml:space="preserve">). To view a copy of this license, visit </w:t>
       </w:r>
-      <w:hyperlink w:history="1" r:id="rIdxmxzjr8kx4xojhlmeyaws">
+      <w:hyperlink w:history="1" r:id="rIdasqh-ulxke2eqrkfvx0nj">
         <w:r>
           <w:rPr>
             <w:rFonts w:ascii="Arial" w:cs="Arial" w:eastAsia="Arial" w:hAnsi="Arial"/>

--- a/data/outputs/v2/Essential_Mathematics/SS2.7_Volume_and_Capacity/Essential_Mathematics_Volume_and_Capacity_SummaryTable.docx
+++ b/data/outputs/v2/Essential_Mathematics/SS2.7_Volume_and_Capacity/Essential_Mathematics_Volume_and_Capacity_SummaryTable.docx
@@ -1795,7 +1795,7 @@
         </w:rPr>
         <w:t xml:space="preserve">© 2026 SeaVuria and ARES. This work is licensed under a </w:t>
       </w:r>
-      <w:hyperlink w:history="1" r:id="rIdsth91hodsogtlifxzw9fs">
+      <w:hyperlink w:history="1" r:id="rIdd_gtkx7tu3psjnucbutfq">
         <w:r>
           <w:rPr>
             <w:rFonts w:ascii="Arial" w:cs="Arial" w:eastAsia="Arial" w:hAnsi="Arial"/>
@@ -1815,7 +1815,7 @@
         </w:rPr>
         <w:t xml:space="preserve"> (</w:t>
       </w:r>
-      <w:hyperlink w:history="1" r:id="rId3lgksfaooatx137-nmnue">
+      <w:hyperlink w:history="1" r:id="rId0y9mdmvjjfsgdvern_5fg">
         <w:r>
           <w:rPr>
             <w:rFonts w:ascii="Arial" w:cs="Arial" w:eastAsia="Arial" w:hAnsi="Arial"/>
@@ -1835,7 +1835,7 @@
         </w:rPr>
         <w:t xml:space="preserve">). To view a copy of this license, visit </w:t>
       </w:r>
-      <w:hyperlink w:history="1" r:id="rIdasqh-ulxke2eqrkfvx0nj">
+      <w:hyperlink w:history="1" r:id="rIdyg0spiduaio7vqga2tdfz">
         <w:r>
           <w:rPr>
             <w:rFonts w:ascii="Arial" w:cs="Arial" w:eastAsia="Arial" w:hAnsi="Arial"/>

--- a/data/outputs/v2/Essential_Mathematics/SS2.7_Volume_and_Capacity/Essential_Mathematics_Volume_and_Capacity_SummaryTable.docx
+++ b/data/outputs/v2/Essential_Mathematics/SS2.7_Volume_and_Capacity/Essential_Mathematics_Volume_and_Capacity_SummaryTable.docx
@@ -532,7 +532,7 @@
                 <w:sz w:val="18"/>
                 <w:szCs w:val="18"/>
               </w:rPr>
-              <w:t xml:space="preserve">The Kericho Container Puzzle: Anchoring the Phenomenon &amp; Launching the Driving Question</w:t>
+              <w:t xml:space="preserve">Predict and Anchor the Phenomenon: The Three Kericho Containers</w:t>
             </w:r>
           </w:p>
         </w:tc>
@@ -564,7 +564,7 @@
                 <w:sz w:val="18"/>
                 <w:szCs w:val="18"/>
               </w:rPr>
-              <w:t xml:space="preserve">Three containers used by Kericho tea farmers — a cylindrical drum (A), a conical sisal cover (B), and a metal frustum bucket (C) — all with roughly the same height and opening diameter, were shown filled to the brim. Container A held ≈ 9.4 L, Container B held ≈ 3.1 L, and Container C held ≈ 6.5 L. The cylinder held almost exactly three times as much as the cone.</w:t>
+              <w:t xml:space="preserve">We observed three containers from Mama Chebet's farm in Kericho: a cylindrical drum (A), a conical sisal cover (B) and a metal frustum bucket (C), all about 60 cm tall with a 42 cm opening (21 cm radius), though their shapes are different. We recorded our predictions of which holds most.</w:t>
             </w:r>
           </w:p>
         </w:tc>
@@ -596,7 +596,7 @@
                 <w:sz w:val="18"/>
                 <w:szCs w:val="18"/>
               </w:rPr>
-              <w:t xml:space="preserve">Volume is measured in cm³ or m³; capacity is measured in mL or L. The conversion relationships are: 1 cm³ = 1 mL, 1 000 cm³ = 1 L, and 1 m³ = 1 000 L. The ratio of the cylinder's capacity to the cone's capacity (same height, same base) is 3 : 1 — a fact that is not yet explained but will be investigated across this unit.</w:t>
+              <w:t xml:space="preserve">We learned that volume is the space inside a solid (cm³, m³) and capacity is the amount a container can hold (mL, L), with 1 cm³ = 1 mL, 1000 cm³ = 1 L and 1 m³ = 1000 L. We learned that equal height and opening do not tell us equal capacity.</w:t>
             </w:r>
           </w:p>
         </w:tc>
@@ -628,7 +628,7 @@
                 <w:sz w:val="18"/>
                 <w:szCs w:val="18"/>
               </w:rPr>
-              <w:t xml:space="preserve">We cannot yet fully explain why containers of nearly the same height and opening diameter hold such different amounts. Our current best explanation is that the cone narrows to a point, leaving less interior space, while the cylinder stays the same width all the way down. We have posted our questions on the Driving Question Board and will build toward a complete mathematical explanation in the lessons ahead.</w:t>
+              <w:t xml:space="preserve">We cannot yet explain why the containers hold different amounts, but we predict that shape matters. We have posted our questions on the Driving Question Board and will use mathematics to test our predictions in the next lessons.</w:t>
             </w:r>
           </w:p>
         </w:tc>
@@ -681,7 +681,7 @@
                 <w:sz w:val="18"/>
                 <w:szCs w:val="18"/>
               </w:rPr>
-              <w:t xml:space="preserve">Cone vs. Cylinder — Deriving the Cone Volume Formula</w:t>
+              <w:t xml:space="preserve">Cone versus Cylinder: Why Does the Cover Hold Only One Third of the Drum?</w:t>
             </w:r>
           </w:p>
         </w:tc>
@@ -713,7 +713,7 @@
                 <w:sz w:val="18"/>
                 <w:szCs w:val="18"/>
               </w:rPr>
-              <w:t xml:space="preserve">Learners filled a cone with water and poured it into a matching cylinder three times, directly observing that the cylinder was exactly full after the third pour — demonstrating V(cylinder) = 3 × V(cone) using containers that represent the Kericho tea-farmer drum and conical sisal cover.</w:t>
+              <w:t xml:space="preserve">We filled a model cone to the brim and poured it into a cylinder of the same base radius and height. The cylinder was full after exactly 3 conefuls, in every trial and every group. For the Kericho containers, drum A holds 83.16 L and cover B holds 27.72 L, a ratio of exactly 3.</w:t>
             </w:r>
           </w:p>
         </w:tc>
@@ -745,7 +745,7 @@
                 <w:sz w:val="18"/>
                 <w:szCs w:val="18"/>
               </w:rPr>
-              <w:t xml:space="preserve">Learners derived the cone volume formula V = ⅓πr²h algebraically from the observed 1:3 ratio, calculated the capacity of the Kericho conical cover (r = 21 cm, h = 42 cm) as approximately 19 373 cm³ ≈ 19.4 litres, and confirmed it holds exactly one-third the volume of the matching cylindrical drum.</w:t>
+              <w:t xml:space="preserve">The volume of a cone is one third of the volume of a cylinder with the same base radius and height: V = 1/3 π r² h. With π = 22/7, r = 21 cm, h = 60 cm, V = 27,720 cm³, and 1000 cm³ = 1 L gives a capacity of 27.72 L.</w:t>
             </w:r>
           </w:p>
         </w:tc>
@@ -777,7 +777,7 @@
                 <w:sz w:val="18"/>
                 <w:szCs w:val="18"/>
               </w:rPr>
-              <w:t xml:space="preserve">Learners explained in writing why the conical sisal cover holds far less water than the cylindrical drum despite identical height and opening width, and updated their cumulative container diagram with the formula, the calculated capacity, and a ×3 ratio arrow — leaving a deliberate question mark on the metal bucket (frustum) as the next mathematical puzzle to solve.</w:t>
+              <w:t xml:space="preserve">The conical cover (B) and cylindrical drum (A) look alike because both are 60 cm tall with a 42 cm opening, but the cone narrows to a point, so it holds exactly one third of the drum: 27.72 L against 83.16 L. We still need to find out why the bucket (C) holds an amount in between.</w:t>
             </w:r>
           </w:p>
         </w:tc>
@@ -830,7 +830,7 @@
                 <w:sz w:val="18"/>
                 <w:szCs w:val="18"/>
               </w:rPr>
-              <w:t xml:space="preserve">Volume of Pyramids: Unlocking the One-Third Relationship</w:t>
+              <w:t xml:space="preserve">Volume of Pyramids: Does the One-Third Pattern Hold Beyond Cones?</w:t>
             </w:r>
           </w:p>
         </w:tc>
@@ -862,7 +862,7 @@
                 <w:sz w:val="18"/>
                 <w:szCs w:val="18"/>
               </w:rPr>
-              <w:t xml:space="preserve">Learners filled a card-stock square-based pyramid with rice and poured it into an identical-base-and-height cuboid, repeating until the cuboid was full. They recorded that it took 3 full pyramids to fill 1 cuboid, and used a ruler to measure the base and height of their pyramid model.</w:t>
+              <w:t xml:space="preserve">We observed that a hollow square-based pyramid (base 30 cm x 30 cm, height 40 cm) filled a cuboid of the same base and height exactly 3 times, so the cuboid held 36,000 cm³ and the pyramid 12,000 cm³.</w:t>
             </w:r>
           </w:p>
         </w:tc>
@@ -894,7 +894,7 @@
                 <w:sz w:val="18"/>
                 <w:szCs w:val="18"/>
               </w:rPr>
-              <w:t xml:space="preserve">V(pyramid) = ⅓ × base area × height; the same one-third relationship that links a cone to its cylinder also links a square-based pyramid to its cuboid. Learners also practised converting pyramid volumes from cm³ and m³ into litres (1 m³ = 1 000 litres) using grain-store problems from Eldoret, Kisumu, and the Rift Valley.</w:t>
+              <w:t xml:space="preserve">We learned that the volume of a pyramid is V = 1/3 x base area x perpendicular height, and that 12,000 cm³ is 12 L. The same one-third relationship we found for the cone and cylinder holds for pyramids and cuboids.</w:t>
             </w:r>
           </w:p>
         </w:tc>
@@ -926,7 +926,7 @@
                 <w:sz w:val="18"/>
                 <w:szCs w:val="18"/>
               </w:rPr>
-              <w:t xml:space="preserve">The one-third factor in both V(cone) = ⅓ × πr² × h and V(pyramid) = ⅓ × b² × h reflects a geometric pattern: any pointed solid (apex tapering to a point) holds exactly one-third of its surrounding box, regardless of whether the base is circular or square. This explains why the pyramidal grain stores used by Kenyan farmers hold far less grain than a similarly sized cuboid store — and raises the question of how to compute the volume of the frustum-shaped metal bucket, which lies between these two extremes.</w:t>
+              <w:t xml:space="preserve">We can explain that a pyramid holds one third of the cuboid with the same base and height, just as Mama Chebet's cover B holds one third of drum A. This moves us toward explaining the bucket (a frustum), which we will investigate next.</w:t>
             </w:r>
           </w:p>
         </w:tc>
@@ -979,7 +979,7 @@
                 <w:sz w:val="18"/>
                 <w:szCs w:val="18"/>
               </w:rPr>
-              <w:t xml:space="preserve">Introducing Frustums of Cones: Deriving the Volume Formula and Solving the Bucket Mystery</w:t>
+              <w:t xml:space="preserve">Frustum of a Cone: Cutting the Bucket from a Cone</w:t>
             </w:r>
           </w:p>
         </w:tc>
@@ -1011,7 +1011,7 @@
                 <w:sz w:val="18"/>
                 <w:szCs w:val="18"/>
               </w:rPr>
-              <w:t xml:space="preserve">Learners physically measured a frustum-shaped metal bucket (top radius R, bottom radius r, vertical height h) and observed a cone model placed alongside it, noticing that the frustum is a large cone with a small cone removed from the bottom.</w:t>
+              <w:t xml:space="preserve">We measured bucket C: top radius R = 21 cm, bottom radius r = 14 cm and perpendicular height h = 60 cm. By extending the slanting sides we found a small cone (h = 120 cm) on top of the bucket and a large cone (h = 180 cm), using the ratio r : R = 2 : 3. Large cone = 83,160 cm³, small cone = 24,640 cm³.</w:t>
             </w:r>
           </w:p>
         </w:tc>
@@ -1043,7 +1043,7 @@
                 <w:sz w:val="18"/>
                 <w:szCs w:val="18"/>
               </w:rPr>
-              <w:t xml:space="preserve">Learners derived V(frustum of cone) = ⅓πh(R² + Rr + r²) by subtracting V(small cone) from V(large cone), using similar-triangle reasoning to eliminate the unknown full height H. They calculated the Kericho bucket's capacity in litres and placed it correctly between the cone (~6.16 L) and the cylinder (~18.47 L), resolving the anchoring phenomenon.</w:t>
+              <w:t xml:space="preserve">The volume of a frustum of a cone is V(large cone) - V(small cone) = 1/3 pi h (R² + Rr + r²). Similar triangles give the missing height of the small cone. Using pi = 22/7, bucket C holds 58,520 cm³ = 58.52 L.</w:t>
             </w:r>
           </w:p>
         </w:tc>
@@ -1075,7 +1075,7 @@
                 <w:sz w:val="18"/>
                 <w:szCs w:val="18"/>
               </w:rPr>
-              <w:t xml:space="preserve">The frustum bucket holds more water than the cone because removing the narrow tip of the cone discards very little volume — the tip contributes almost nothing — while retaining the wide bottom section. The three terms R², Rr, r² in the formula arise algebraically from expanding the subtraction of two cone volumes and reflect the interplay between the large radius, the small radius, and their geometric mean. This is why containers of the same height and top diameter can hold dramatically different amounts depending on their shape.</w:t>
+              <w:t xml:space="preserve">The cover B (27.72 L), bucket C (58.52 L) and drum A (83.16 L) are all about 60 cm tall with a 42 cm opening, but they hold different amounts because of shape. The cover tapers to a point, the bucket tapers only to a 28 cm base, and the drum does not taper. So the bucket holds more than the cover and less than the drum (about 70% of the drum). The same large-minus-small reasoning can be used to design a frustum container of any required capacity.</w:t>
             </w:r>
           </w:p>
         </w:tc>
@@ -1128,7 +1128,7 @@
                 <w:sz w:val="18"/>
                 <w:szCs w:val="18"/>
               </w:rPr>
-              <w:t xml:space="preserve">Volume of Frustums of Pyramids — Designing the Perfect Grain-Storage Bin</w:t>
+              <w:t xml:space="preserve">Volume of a Frustum of a Pyramid: Designing the Maize Bin</w:t>
             </w:r>
           </w:p>
         </w:tc>
@@ -1160,7 +1160,7 @@
                 <w:sz w:val="18"/>
                 <w:szCs w:val="18"/>
               </w:rPr>
-              <w:t xml:space="preserve">Learners observed a side-by-side derivation comparing the volume formula for a pyramidal frustum, V = ⅓h(A₁ + A₂ + √(A₁A₂)), with the conical frustum formula from Lesson 4, revealing that both share an identical mathematical structure — one-third times height times the sum of the top area, the bottom area, and their geometric mean. They also observed scale drawings of the Kericho tea-leaf bucket (conical frustum) and a Rift Valley grain-storage bin (pyramidal frustum) with the same height but different base shapes.</w:t>
+              <w:t xml:space="preserve">We observed that a square-based maize bin model with top side 60 cm, bottom side 30 cm and height 40 cm gives 84,000 cm³ both by subtracting the small pyramid (12,000 cm³) from the large pyramid (96,000 cm³) and by the formula with A1 = 3,600 cm², A2 = 900 cm² and sqrt(A1A2) = 1,800 cm².</w:t>
             </w:r>
           </w:p>
         </w:tc>
@@ -1192,7 +1192,7 @@
                 <w:sz w:val="18"/>
                 <w:szCs w:val="18"/>
               </w:rPr>
-              <w:t xml:space="preserve">Learners determined that the volume of a frustum of a square or rectangular pyramid is given by V = ⅓h(A₁ + A₂ + √(A₁A₂)), where A₁ and A₂ are the areas of the two parallel faces and h is the perpendicular height. They computed that a pyramidal grain-storage bin (top side 30 cm, bottom side 20 cm, height 40 cm) has a volume of approximately 25 333 cm³ ≈ 25.33 litres and can hold approximately 18.24 kg of dry maize (density 0.72 kg/litre). They also applied the volume scale factor k³ = 2 (from Sub-Strand 2.1) to determine that doubling the capacity while keeping the height fixed requires scaling each side length by ∛2 ≈ 1.26.</w:t>
+              <w:t xml:space="preserve">We learned that the volume of a frustum of a pyramid is V = 1/3 h (A1 + A2 + sqrt(A1 A2)), that 84,000 cm³ = 84 L, and that maize has a bulk density of 0.75 kg per litre, so the bin holds 84 x 0.75 = 63 kg of maize.</w:t>
             </w:r>
           </w:p>
         </w:tc>
@@ -1224,7 +1224,7 @@
                 <w:sz w:val="18"/>
                 <w:szCs w:val="18"/>
               </w:rPr>
-              <w:t xml:space="preserve">Learners explained that the Kericho tea farmers' metal bucket (conical frustum) and the Rift Valley pyramidal grain bin hold very different amounts of water even at the same height because their base areas — and therefore the values of A₁, A₂, and √(A₁A₂) — are fundamentally different: circular bases are governed by πr², while square bases are governed by s². The formula structure is the same, but the base-area calculation changes depending on the shape of the cross-section, which is why containers that look similar in height can hold dramatically different volumes. This advances the driving question: to design a container of exact capacity, a farmer must choose the base shape and dimensions carefully, not just the height.</w:t>
+              <w:t xml:space="preserve">We can explain that, like Mama Chebet's bucket (C) as a large cone minus a small cone, a pyramid frustum is a large pyramid minus a small pyramid, which is why its volume lies between those of the small and large pyramids; we can use this to design a frustum container of the capacity a farmer needs.</w:t>
             </w:r>
           </w:p>
         </w:tc>
@@ -1277,7 +1277,7 @@
                 <w:sz w:val="18"/>
                 <w:szCs w:val="18"/>
               </w:rPr>
-              <w:t xml:space="preserve">Problem Solving with Real Containers: Apply &amp; DQB Update</w:t>
+              <w:t xml:space="preserve">Problem Solving with Real Containers: Turkana Tank, Githeri Pot and Frustum Cups</w:t>
             </w:r>
           </w:p>
         </w:tc>
@@ -1309,7 +1309,7 @@
                 <w:sz w:val="18"/>
                 <w:szCs w:val="18"/>
               </w:rPr>
-              <w:t xml:space="preserve">Three different containers used by Kericho tea farmers — a cone, a cylinder, and a frustum-shaped metal bucket — appear nearly the same size when placed side by side, yet when filled with water the cylinder holds three times as much as the cone, and the frustum holds an amount between the two.</w:t>
+              <w:t xml:space="preserve">We observed that three new Kenyan problems (a conical Turkana tank, a frustum githeri pot and a frustum cup) can each be solved by identifying the solid and applying the matching formula: the Turkana tank has V = 6.16 m³ = 6,160 L, the githeri pot has V = 80,520 cm³ = 80.52 L (enough for 100 people at 0.5 L each, which needs 50 L), and each cup has V = 462 cm³.</w:t>
             </w:r>
           </w:p>
         </w:tc>
@@ -1341,7 +1341,7 @@
                 <w:sz w:val="18"/>
                 <w:szCs w:val="18"/>
               </w:rPr>
-              <w:t xml:space="preserve">The volume of a cone is exactly one-third the volume of a cylinder with the same base radius and height (V = ⅓πr²h vs V = πr²h). A frustum of a cone has volume V = ⅓πh(R² + Rr + r²), which is always greater than the cone alone but less than the full cylinder. These formulas allow us to calculate and compare the exact capacity of any container — including sizing a Turkana water tank, a Kisumu githeri pot, or counting how many Kericho tea cups fill a storage drum.</w:t>
+              <w:t xml:space="preserve">We learned to choose the correct formula from the shape of the solid, to convert units (cm³ to L, m³ to L) before answering, to check answers for sense, and to divide one capacity by another to find a count: drum A holds 83,160 / 462 = 180 cups.</w:t>
             </w:r>
           </w:p>
         </w:tc>
@@ -1373,7 +1373,7 @@
                 <w:sz w:val="18"/>
                 <w:szCs w:val="18"/>
               </w:rPr>
-              <w:t xml:space="preserve">The three Kericho containers look similar because they share roughly the same height and opening diameter, but their shapes distribute that space very differently. The cylinder fills every cross-section from base to top with a full circle of area πr². The cone tapers to a point, so most cross-sections are much smaller — it uses only one-third of the cylinder's space. The frustum keeps a wide base and a wide top, so it retains far more of the middle volume than the cone does, placing its capacity between the cone and the cylinder. By applying the correct formula to each shape, we can predict, compare, and design containers to hold exactly the capacity we need.</w:t>
+              <w:t xml:space="preserve">We can now explain that the same mathematics that makes drum A (83.16 L) hold three times cover B (27.72 L) and bucket C hold 58.52 L also lets us size tanks, pots and cups, and design a frustum container of any capacity we need, because each container's capacity depends on its shape, its dimensions and the formula that matches it.</w:t>
             </w:r>
           </w:p>
         </w:tc>
@@ -1426,7 +1426,7 @@
                 <w:sz w:val="18"/>
                 <w:szCs w:val="18"/>
               </w:rPr>
-              <w:t xml:space="preserve">Project: Model Making &amp; Measurement — Frustum, Pyramid Frustum, and Cone Containers</w:t>
+              <w:t xml:space="preserve">Project: Model Making and Measurement – Building and Testing Our Own Kericho-Style Containers</w:t>
             </w:r>
           </w:p>
         </w:tc>
@@ -1458,7 +1458,7 @@
                 <w:sz w:val="18"/>
                 <w:szCs w:val="18"/>
               </w:rPr>
-              <w:t xml:space="preserve">Learners built three cardboard model containers (a cone, a frustum of a cone, and a frustum of a square pyramid), measured their actual dimensions, and filled them with water to determine experimental capacity — observing directly that the three shapes, even when built to similar heights and base widths, hold measurably different amounts of water, mirroring the Kericho farmers' containers.</w:t>
+              <w:t xml:space="preserve">What we observed: our cone, frustum of a cone and frustum of a pyramid models held measured amounts of water or sand that were close to, but usually a little different from, the volumes we calculated (record your own numbers: calculated ___ cm³, measured ___ mL, error ___%).</w:t>
             </w:r>
           </w:p>
         </w:tc>
@@ -1490,7 +1490,7 @@
                 <w:sz w:val="18"/>
                 <w:szCs w:val="18"/>
               </w:rPr>
-              <w:t xml:space="preserve">Learners applied V = ⅓πr²h for the cone, V = ⅓πh(R² + Rr + r²) for the frustum of a cone, and V = ⅓h(a² + b² + ab) for the frustum of a pyramid to compute theoretical capacity in cm³ and litres; they converted between cm³ and mL (1 cm³ = 1 mL); and they quantified the difference between theoretical and experimental capacity as a percentage discrepancy, identifying measurement and construction error as the cause.</w:t>
+              <w:t xml:space="preserve">What we learned: the formulas V = 1/3 pi r² h, V = 1/3 pi h (R² + Rr + r²) and V = 1/3 h (A1 + A2 + sqrt(A1 A2)) predict the real capacity of containers within about 5-10%, and percentage error helps us judge how good the model is and why it differs.</w:t>
             </w:r>
           </w:p>
         </w:tc>
@@ -1522,7 +1522,7 @@
                 <w:sz w:val="18"/>
                 <w:szCs w:val="18"/>
               </w:rPr>
-              <w:t xml:space="preserve">Learners can now explain that the Kericho tea farmers' cone, bucket (frustum of cone), and cylindrical drum hold such different amounts not because of how similar they look on the outside, but because their internal three-dimensional shapes obey fundamentally different volume formulae — and that even a 1 cm error in manufacturing a container's height or radius produces a calculable and significant change in the amount of tea it can carry.</w:t>
+              <w:t xml:space="preserve">What we can now explain: the Kericho containers differ in capacity because their shapes differ, and mathematics lets us calculate and design a container of the capacity we need. Differences between calculated and measured values come from things like card thickness, imperfect seams and shapes, and spilled water or sand.</w:t>
             </w:r>
           </w:p>
         </w:tc>
@@ -1575,7 +1575,7 @@
                 <w:sz w:val="18"/>
                 <w:szCs w:val="18"/>
               </w:rPr>
-              <w:t xml:space="preserve">Model Building Culmination, Final Explanation &amp; Assessment: The Kericho Farmers' Containers Solved</w:t>
+              <w:t xml:space="preserve">Culmination and Assessment: Explaining the Kericho Containers</w:t>
             </w:r>
           </w:p>
         </w:tc>
@@ -1607,7 +1607,7 @@
                 <w:sz w:val="18"/>
                 <w:szCs w:val="18"/>
               </w:rPr>
-              <w:t xml:space="preserve">We observed five project groups present frustum-shaped container models — some shaped as frustums of cones, others as frustums of square pyramids — each filled with water to physically measure capacity. We recorded their target capacity, calculated capacity (from the frustum formulae) and measured capacity (from water displacement), and computed the percentage error for each group.</w:t>
+              <w:t xml:space="preserve">We observed that the Kericho drum (A), conical cover (B) and metal bucket (C) all have a height of about 60 cm and an opening radius of 21 cm, yet hold 83.16 L, 27.72 L and 58.52 L respectively. We also observed the project models, whose measured capacities came within about 5-10% of the calculated ones.</w:t>
             </w:r>
           </w:p>
         </w:tc>
@@ -1639,7 +1639,7 @@
                 <w:sz w:val="18"/>
                 <w:szCs w:val="18"/>
               </w:rPr>
-              <w:t xml:space="preserve">We learned that: (1) a cone and a cylinder with the same base radius and height always satisfy V_cylinder = 3 × V_cone, which is why the Kericho cylindrical drum holds exactly three times the conical sisal cover; (2) the frustum bucket's volume — V = (1/3)πh(R² + Rr + r²) — falls between those of the cone and the cylinder because it retains a wide base while tapering, accumulating more volume than the cone but less than the full cylinder; (3) the frustum formula is derived by subtracting a smaller cone from a larger cone, and the same logic applies to pyramid frustums; (4) we can reverse-engineer the formula to find an unknown dimension (such as R) when a target capacity is specified.</w:t>
+              <w:t xml:space="preserve">We learned that shape decides volume: the cone is exactly one third of the cylinder, V = 1/3 pi r^2 h, and the pyramid is one third of its matching cuboid. A frustum is a large cone or pyramid with a smaller one removed, which gives V = 1/3 pi h (R^2 + Rr + r^2) and V = 1/3 h (A1 + A2 + sqrt(A1 A2)). We learned how to convert cm3 to litres and how to calculate percentage error.</w:t>
             </w:r>
           </w:p>
         </w:tc>
@@ -1671,7 +1671,7 @@
                 <w:sz w:val="18"/>
                 <w:szCs w:val="18"/>
               </w:rPr>
-              <w:t xml:space="preserve">We can now fully explain the anchoring phenomenon: the cylindrical drum, the conical sisal cover and the metal frustum bucket look the same size because they share the same height and opening diameter, but their internal geometries — how cross-sectional area accumulates from base to top — differ fundamentally. The cylinder maintains a constant circular cross-section all the way up, so it accumulates the maximum possible volume. The cone tapers linearly to a point, cutting its volume to exactly one-third. The frustum keeps a wide bottom (radius R) and narrows only to a smaller circle (radius r, not zero), so it captures more volume than the cone but less than the cylinder. A Kericho farmer who needs a container of exactly 10 litres can use V = (1/3)πh(R² + Rr + r²), fix h and r to match available sheet-metal sizes, and solve for R — turning mathematics into a practical design tool.</w:t>
+              <w:t xml:space="preserve">We can explain that the three containers look alike because they share the same height and opening, but the drum holds exactly 3 times the cover (83.16 L against 27.72 L). The bucket holds 58.52 L, between them, because it is the large cone (83,160 cm3) minus the small cone (24,640 cm3). Using the same reasoning for pyramids and frustums, we can design a frustum container that holds exactly the capacity needed, which is why volume and capacity knowledge is useful to Kericho tea farmers and many others.</w:t>
             </w:r>
           </w:p>
         </w:tc>
@@ -1795,7 +1795,7 @@
         </w:rPr>
         <w:t xml:space="preserve">© 2026 SeaVuria and ARES. This work is licensed under a </w:t>
       </w:r>
-      <w:hyperlink w:history="1" r:id="rIdd_gtkx7tu3psjnucbutfq">
+      <w:hyperlink w:history="1" r:id="rIdrzxg1jxodynvqb2gzydhv">
         <w:r>
           <w:rPr>
             <w:rFonts w:ascii="Arial" w:cs="Arial" w:eastAsia="Arial" w:hAnsi="Arial"/>
@@ -1815,7 +1815,7 @@
         </w:rPr>
         <w:t xml:space="preserve"> (</w:t>
       </w:r>
-      <w:hyperlink w:history="1" r:id="rId0y9mdmvjjfsgdvern_5fg">
+      <w:hyperlink w:history="1" r:id="rId8z2tp0nksnt2lnf275omg">
         <w:r>
           <w:rPr>
             <w:rFonts w:ascii="Arial" w:cs="Arial" w:eastAsia="Arial" w:hAnsi="Arial"/>
@@ -1835,7 +1835,7 @@
         </w:rPr>
         <w:t xml:space="preserve">). To view a copy of this license, visit </w:t>
       </w:r>
-      <w:hyperlink w:history="1" r:id="rIdyg0spiduaio7vqga2tdfz">
+      <w:hyperlink w:history="1" r:id="rId2rl5ipzqx_okffyzwnkog">
         <w:r>
           <w:rPr>
             <w:rFonts w:ascii="Arial" w:cs="Arial" w:eastAsia="Arial" w:hAnsi="Arial"/>

--- a/data/outputs/v2/Essential_Mathematics/SS2.7_Volume_and_Capacity/Essential_Mathematics_Volume_and_Capacity_SummaryTable.docx
+++ b/data/outputs/v2/Essential_Mathematics/SS2.7_Volume_and_Capacity/Essential_Mathematics_Volume_and_Capacity_SummaryTable.docx
@@ -4,6 +4,7 @@
   <w:body>
     <w:p>
       <w:pPr>
+        <w:keepNext w:val="false"/>
         <w:spacing w:after="30" w:before="0"/>
         <w:jc w:val="center"/>
       </w:pPr>
@@ -23,6 +24,7 @@
     </w:p>
     <w:p>
       <w:pPr>
+        <w:keepNext w:val="false"/>
         <w:spacing w:after="60" w:before="0"/>
         <w:jc w:val="center"/>
       </w:pPr>
@@ -81,6 +83,7 @@
           </w:tcPr>
           <w:p>
             <w:pPr>
+              <w:keepNext w:val="false"/>
               <w:spacing w:after="40" w:before="0"/>
               <w:jc w:val="center"/>
             </w:pPr>
@@ -115,6 +118,7 @@
           </w:tcPr>
           <w:p>
             <w:pPr>
+              <w:keepNext w:val="false"/>
               <w:spacing w:after="40" w:before="0"/>
               <w:jc w:val="left"/>
             </w:pPr>
@@ -147,6 +151,7 @@
           </w:tcPr>
           <w:p>
             <w:pPr>
+              <w:keepNext w:val="false"/>
               <w:spacing w:after="40" w:before="0"/>
               <w:jc w:val="left"/>
             </w:pPr>
@@ -181,6 +186,7 @@
           </w:tcPr>
           <w:p>
             <w:pPr>
+              <w:keepNext w:val="false"/>
               <w:spacing w:after="40" w:before="0"/>
               <w:jc w:val="left"/>
             </w:pPr>
@@ -213,6 +219,7 @@
           </w:tcPr>
           <w:p>
             <w:pPr>
+              <w:keepNext w:val="false"/>
               <w:spacing w:after="40" w:before="0"/>
               <w:jc w:val="left"/>
             </w:pPr>
@@ -273,6 +280,7 @@
           </w:tcPr>
           <w:p>
             <w:pPr>
+              <w:keepNext w:val="false"/>
               <w:spacing w:after="40" w:before="0"/>
               <w:jc w:val="center"/>
             </w:pPr>
@@ -307,6 +315,7 @@
           </w:tcPr>
           <w:p>
             <w:pPr>
+              <w:keepNext w:val="false"/>
               <w:spacing w:after="40" w:before="0"/>
               <w:jc w:val="left"/>
             </w:pPr>
@@ -369,6 +378,7 @@
           </w:tcPr>
           <w:p>
             <w:pPr>
+              <w:keepNext w:val="false"/>
               <w:spacing w:after="40" w:before="0"/>
               <w:jc w:val="left"/>
             </w:pPr>
@@ -401,6 +411,7 @@
           </w:tcPr>
           <w:p>
             <w:pPr>
+              <w:keepNext w:val="false"/>
               <w:spacing w:after="40" w:before="0"/>
               <w:jc w:val="left"/>
             </w:pPr>
@@ -433,6 +444,7 @@
           </w:tcPr>
           <w:p>
             <w:pPr>
+              <w:keepNext w:val="false"/>
               <w:spacing w:after="40" w:before="0"/>
               <w:jc w:val="left"/>
             </w:pPr>
@@ -465,6 +477,7 @@
           </w:tcPr>
           <w:p>
             <w:pPr>
+              <w:keepNext w:val="false"/>
               <w:spacing w:after="40" w:before="0"/>
               <w:jc w:val="left"/>
             </w:pPr>
@@ -499,6 +512,7 @@
           </w:tcPr>
           <w:p>
             <w:pPr>
+              <w:keepNext w:val="false"/>
               <w:spacing w:after="40" w:before="0"/>
               <w:jc w:val="left"/>
             </w:pPr>
@@ -518,6 +532,7 @@
           </w:p>
           <w:p>
             <w:pPr>
+              <w:keepNext w:val="false"/>
               <w:spacing w:after="40" w:before="0"/>
               <w:jc w:val="left"/>
             </w:pPr>
@@ -550,6 +565,7 @@
           </w:tcPr>
           <w:p>
             <w:pPr>
+              <w:keepNext w:val="false"/>
               <w:spacing w:after="40" w:before="0"/>
               <w:jc w:val="left"/>
             </w:pPr>
@@ -582,6 +598,7 @@
           </w:tcPr>
           <w:p>
             <w:pPr>
+              <w:keepNext w:val="false"/>
               <w:spacing w:after="40" w:before="0"/>
               <w:jc w:val="left"/>
             </w:pPr>
@@ -614,6 +631,7 @@
           </w:tcPr>
           <w:p>
             <w:pPr>
+              <w:keepNext w:val="false"/>
               <w:spacing w:after="40" w:before="0"/>
               <w:jc w:val="left"/>
             </w:pPr>
@@ -648,6 +666,7 @@
           </w:tcPr>
           <w:p>
             <w:pPr>
+              <w:keepNext w:val="false"/>
               <w:spacing w:after="40" w:before="0"/>
               <w:jc w:val="left"/>
             </w:pPr>
@@ -667,6 +686,7 @@
           </w:p>
           <w:p>
             <w:pPr>
+              <w:keepNext w:val="false"/>
               <w:spacing w:after="40" w:before="0"/>
               <w:jc w:val="left"/>
             </w:pPr>
@@ -699,6 +719,7 @@
           </w:tcPr>
           <w:p>
             <w:pPr>
+              <w:keepNext w:val="false"/>
               <w:spacing w:after="40" w:before="0"/>
               <w:jc w:val="left"/>
             </w:pPr>
@@ -731,6 +752,7 @@
           </w:tcPr>
           <w:p>
             <w:pPr>
+              <w:keepNext w:val="false"/>
               <w:spacing w:after="40" w:before="0"/>
               <w:jc w:val="left"/>
             </w:pPr>
@@ -763,6 +785,7 @@
           </w:tcPr>
           <w:p>
             <w:pPr>
+              <w:keepNext w:val="false"/>
               <w:spacing w:after="40" w:before="0"/>
               <w:jc w:val="left"/>
             </w:pPr>
@@ -797,6 +820,7 @@
           </w:tcPr>
           <w:p>
             <w:pPr>
+              <w:keepNext w:val="false"/>
               <w:spacing w:after="40" w:before="0"/>
               <w:jc w:val="left"/>
             </w:pPr>
@@ -816,6 +840,7 @@
           </w:p>
           <w:p>
             <w:pPr>
+              <w:keepNext w:val="false"/>
               <w:spacing w:after="40" w:before="0"/>
               <w:jc w:val="left"/>
             </w:pPr>
@@ -848,6 +873,7 @@
           </w:tcPr>
           <w:p>
             <w:pPr>
+              <w:keepNext w:val="false"/>
               <w:spacing w:after="40" w:before="0"/>
               <w:jc w:val="left"/>
             </w:pPr>
@@ -880,6 +906,7 @@
           </w:tcPr>
           <w:p>
             <w:pPr>
+              <w:keepNext w:val="false"/>
               <w:spacing w:after="40" w:before="0"/>
               <w:jc w:val="left"/>
             </w:pPr>
@@ -912,6 +939,7 @@
           </w:tcPr>
           <w:p>
             <w:pPr>
+              <w:keepNext w:val="false"/>
               <w:spacing w:after="40" w:before="0"/>
               <w:jc w:val="left"/>
             </w:pPr>
@@ -946,6 +974,7 @@
           </w:tcPr>
           <w:p>
             <w:pPr>
+              <w:keepNext w:val="false"/>
               <w:spacing w:after="40" w:before="0"/>
               <w:jc w:val="left"/>
             </w:pPr>
@@ -965,6 +994,7 @@
           </w:p>
           <w:p>
             <w:pPr>
+              <w:keepNext w:val="false"/>
               <w:spacing w:after="40" w:before="0"/>
               <w:jc w:val="left"/>
             </w:pPr>
@@ -997,6 +1027,7 @@
           </w:tcPr>
           <w:p>
             <w:pPr>
+              <w:keepNext w:val="false"/>
               <w:spacing w:after="40" w:before="0"/>
               <w:jc w:val="left"/>
             </w:pPr>
@@ -1029,6 +1060,7 @@
           </w:tcPr>
           <w:p>
             <w:pPr>
+              <w:keepNext w:val="false"/>
               <w:spacing w:after="40" w:before="0"/>
               <w:jc w:val="left"/>
             </w:pPr>
@@ -1061,6 +1093,7 @@
           </w:tcPr>
           <w:p>
             <w:pPr>
+              <w:keepNext w:val="false"/>
               <w:spacing w:after="40" w:before="0"/>
               <w:jc w:val="left"/>
             </w:pPr>
@@ -1095,6 +1128,7 @@
           </w:tcPr>
           <w:p>
             <w:pPr>
+              <w:keepNext w:val="false"/>
               <w:spacing w:after="40" w:before="0"/>
               <w:jc w:val="left"/>
             </w:pPr>
@@ -1114,6 +1148,7 @@
           </w:p>
           <w:p>
             <w:pPr>
+              <w:keepNext w:val="false"/>
               <w:spacing w:after="40" w:before="0"/>
               <w:jc w:val="left"/>
             </w:pPr>
@@ -1146,6 +1181,7 @@
           </w:tcPr>
           <w:p>
             <w:pPr>
+              <w:keepNext w:val="false"/>
               <w:spacing w:after="40" w:before="0"/>
               <w:jc w:val="left"/>
             </w:pPr>
@@ -1178,6 +1214,7 @@
           </w:tcPr>
           <w:p>
             <w:pPr>
+              <w:keepNext w:val="false"/>
               <w:spacing w:after="40" w:before="0"/>
               <w:jc w:val="left"/>
             </w:pPr>
@@ -1210,6 +1247,7 @@
           </w:tcPr>
           <w:p>
             <w:pPr>
+              <w:keepNext w:val="false"/>
               <w:spacing w:after="40" w:before="0"/>
               <w:jc w:val="left"/>
             </w:pPr>
@@ -1244,6 +1282,7 @@
           </w:tcPr>
           <w:p>
             <w:pPr>
+              <w:keepNext w:val="false"/>
               <w:spacing w:after="40" w:before="0"/>
               <w:jc w:val="left"/>
             </w:pPr>
@@ -1263,6 +1302,7 @@
           </w:p>
           <w:p>
             <w:pPr>
+              <w:keepNext w:val="false"/>
               <w:spacing w:after="40" w:before="0"/>
               <w:jc w:val="left"/>
             </w:pPr>
@@ -1295,6 +1335,7 @@
           </w:tcPr>
           <w:p>
             <w:pPr>
+              <w:keepNext w:val="false"/>
               <w:spacing w:after="40" w:before="0"/>
               <w:jc w:val="left"/>
             </w:pPr>
@@ -1327,6 +1368,7 @@
           </w:tcPr>
           <w:p>
             <w:pPr>
+              <w:keepNext w:val="false"/>
               <w:spacing w:after="40" w:before="0"/>
               <w:jc w:val="left"/>
             </w:pPr>
@@ -1359,6 +1401,7 @@
           </w:tcPr>
           <w:p>
             <w:pPr>
+              <w:keepNext w:val="false"/>
               <w:spacing w:after="40" w:before="0"/>
               <w:jc w:val="left"/>
             </w:pPr>
@@ -1393,6 +1436,7 @@
           </w:tcPr>
           <w:p>
             <w:pPr>
+              <w:keepNext w:val="false"/>
               <w:spacing w:after="40" w:before="0"/>
               <w:jc w:val="left"/>
             </w:pPr>
@@ -1412,6 +1456,7 @@
           </w:p>
           <w:p>
             <w:pPr>
+              <w:keepNext w:val="false"/>
               <w:spacing w:after="40" w:before="0"/>
               <w:jc w:val="left"/>
             </w:pPr>
@@ -1444,6 +1489,7 @@
           </w:tcPr>
           <w:p>
             <w:pPr>
+              <w:keepNext w:val="false"/>
               <w:spacing w:after="40" w:before="0"/>
               <w:jc w:val="left"/>
             </w:pPr>
@@ -1476,6 +1522,7 @@
           </w:tcPr>
           <w:p>
             <w:pPr>
+              <w:keepNext w:val="false"/>
               <w:spacing w:after="40" w:before="0"/>
               <w:jc w:val="left"/>
             </w:pPr>
@@ -1508,6 +1555,7 @@
           </w:tcPr>
           <w:p>
             <w:pPr>
+              <w:keepNext w:val="false"/>
               <w:spacing w:after="40" w:before="0"/>
               <w:jc w:val="left"/>
             </w:pPr>
@@ -1542,6 +1590,7 @@
           </w:tcPr>
           <w:p>
             <w:pPr>
+              <w:keepNext w:val="false"/>
               <w:spacing w:after="40" w:before="0"/>
               <w:jc w:val="left"/>
             </w:pPr>
@@ -1561,6 +1610,7 @@
           </w:p>
           <w:p>
             <w:pPr>
+              <w:keepNext w:val="false"/>
               <w:spacing w:after="40" w:before="0"/>
               <w:jc w:val="left"/>
             </w:pPr>
@@ -1593,6 +1643,7 @@
           </w:tcPr>
           <w:p>
             <w:pPr>
+              <w:keepNext w:val="false"/>
               <w:spacing w:after="40" w:before="0"/>
               <w:jc w:val="left"/>
             </w:pPr>
@@ -1625,6 +1676,7 @@
           </w:tcPr>
           <w:p>
             <w:pPr>
+              <w:keepNext w:val="false"/>
               <w:spacing w:after="40" w:before="0"/>
               <w:jc w:val="left"/>
             </w:pPr>
@@ -1657,6 +1709,7 @@
           </w:tcPr>
           <w:p>
             <w:pPr>
+              <w:keepNext w:val="false"/>
               <w:spacing w:after="40" w:before="0"/>
               <w:jc w:val="left"/>
             </w:pPr>
@@ -1795,7 +1848,7 @@
         </w:rPr>
         <w:t xml:space="preserve">© 2026 SeaVuria and ARES. This work is licensed under a </w:t>
       </w:r>
-      <w:hyperlink w:history="1" r:id="rIdrzxg1jxodynvqb2gzydhv">
+      <w:hyperlink w:history="1" r:id="rIdchlo0yr7h-dofno-nmyub">
         <w:r>
           <w:rPr>
             <w:rFonts w:ascii="Arial" w:cs="Arial" w:eastAsia="Arial" w:hAnsi="Arial"/>
@@ -1815,7 +1868,7 @@
         </w:rPr>
         <w:t xml:space="preserve"> (</w:t>
       </w:r>
-      <w:hyperlink w:history="1" r:id="rId8z2tp0nksnt2lnf275omg">
+      <w:hyperlink w:history="1" r:id="rIduzv-0dqjs2ojbvigpsv9h">
         <w:r>
           <w:rPr>
             <w:rFonts w:ascii="Arial" w:cs="Arial" w:eastAsia="Arial" w:hAnsi="Arial"/>
@@ -1835,7 +1888,7 @@
         </w:rPr>
         <w:t xml:space="preserve">). To view a copy of this license, visit </w:t>
       </w:r>
-      <w:hyperlink w:history="1" r:id="rId2rl5ipzqx_okffyzwnkog">
+      <w:hyperlink w:history="1" r:id="rIdtnsseakyygv4o9nqtnhqv">
         <w:r>
           <w:rPr>
             <w:rFonts w:ascii="Arial" w:cs="Arial" w:eastAsia="Arial" w:hAnsi="Arial"/>

--- a/data/outputs/v2/Essential_Mathematics/SS2.7_Volume_and_Capacity/Essential_Mathematics_Volume_and_Capacity_SummaryTable.docx
+++ b/data/outputs/v2/Essential_Mathematics/SS2.7_Volume_and_Capacity/Essential_Mathematics_Volume_and_Capacity_SummaryTable.docx
@@ -1848,7 +1848,7 @@
         </w:rPr>
         <w:t xml:space="preserve">© 2026 SeaVuria and ARES. This work is licensed under a </w:t>
       </w:r>
-      <w:hyperlink w:history="1" r:id="rIdchlo0yr7h-dofno-nmyub">
+      <w:hyperlink w:history="1" r:id="rIdqlvn-j9py9qjqyaqnirzi">
         <w:r>
           <w:rPr>
             <w:rFonts w:ascii="Arial" w:cs="Arial" w:eastAsia="Arial" w:hAnsi="Arial"/>
@@ -1868,7 +1868,7 @@
         </w:rPr>
         <w:t xml:space="preserve"> (</w:t>
       </w:r>
-      <w:hyperlink w:history="1" r:id="rIduzv-0dqjs2ojbvigpsv9h">
+      <w:hyperlink w:history="1" r:id="rIdpmn0iy4lebvx7bj5yr5nq">
         <w:r>
           <w:rPr>
             <w:rFonts w:ascii="Arial" w:cs="Arial" w:eastAsia="Arial" w:hAnsi="Arial"/>
@@ -1888,7 +1888,7 @@
         </w:rPr>
         <w:t xml:space="preserve">). To view a copy of this license, visit </w:t>
       </w:r>
-      <w:hyperlink w:history="1" r:id="rIdtnsseakyygv4o9nqtnhqv">
+      <w:hyperlink w:history="1" r:id="rId2oj2ptbhuswbxgkvpm34k">
         <w:r>
           <w:rPr>
             <w:rFonts w:ascii="Arial" w:cs="Arial" w:eastAsia="Arial" w:hAnsi="Arial"/>
